--- a/eng/docx/011.content.docx
+++ b/eng/docx/011.content.docx
@@ -19,7 +19,7 @@
         <w:rPr>
           <w:lang w:val="en_US" w:bidi="en_US"/>
         </w:rPr>
-        <w:t>Resource: Study Notes - Profiles (Tyndale)</w:t>
+        <w:t>Resource: Tyndale Open Study Notes</w:t>
       </w:r>
       <w:r>
         <w:rPr>
@@ -112,7 +112,7 @@
         <w:rPr>
           <w:lang w:val="en_US" w:bidi="en_US"/>
         </w:rPr>
-        <w:t>Study Notes - Profiles (Tyndale)</w:t>
+        <w:t>Tyndale Open Study Notes</w:t>
       </w:r>
     </w:p>
     <w:p>
@@ -150,26 +150,6 @@
           <w:lang w:val="en_US" w:bidi="en_US"/>
         </w:rPr>
         <w:t>M</w:t>
-      </w:r>
-      <w:r>
-        <w:rPr>
-          <w:lang w:val="en_US" w:bidi="en_US"/>
-        </w:rPr>
-      </w:r>
-    </w:p>
-    <w:p>
-      <w:pPr/>
-      <w:r>
-        <w:rPr>
-          <w:lang w:val="en_US" w:bidi="en_US"/>
-        </w:rPr>
-      </w:r>
-      <w:r>
-        <w:rPr>
-          <w:i/>
-          <w:lang w:val="en_US" w:bidi="en_US"/>
-        </w:rPr>
-        <w:t>Maccabees, Manasseh, Martha, Mary, and Lazarus, Mary, Mother of Jesus, Matthew (Levi), Melchizedek, Michal, Moab and Ammon, Moses</w:t>
       </w:r>
       <w:r>
         <w:rPr>

--- a/eng/docx/011.content.docx
+++ b/eng/docx/011.content.docx
@@ -2476,6 +2476,313 @@
         <w:rPr>
           <w:lang w:val="en_US" w:bidi="en_US"/>
         </w:rPr>
+        <w:t>The Medes and Persians</w:t>
+      </w:r>
+      <w:r>
+        <w:rPr>
+          <w:lang w:val="en_US" w:bidi="en_US"/>
+        </w:rPr>
+      </w:r>
+    </w:p>
+    <w:p>
+      <w:pPr>
+        <w:pStyle w:val="Heading4"/>
+      </w:pPr>
+      <w:r>
+        <w:rPr>
+          <w:lang w:val="en_US" w:bidi="en_US"/>
+        </w:rPr>
+        <w:t>The Medes (around 850–549 BC)</w:t>
+      </w:r>
+    </w:p>
+    <w:p>
+      <w:pPr/>
+      <w:r>
+        <w:rPr>
+          <w:lang w:val="en_US" w:bidi="en_US"/>
+        </w:rPr>
+      </w:r>
+      <w:r>
+        <w:rPr>
+          <w:lang w:val="en_US" w:bidi="en_US"/>
+        </w:rPr>
+        <w:t>The early Medes did not leave written records. An inscription from Shalmaneser III of Assyria, who ruled from 858 to 824 BC, states that the Medes settled around Ecbatana, their capital, by the mid-800s BC. Ecbatana is now called Hamadan, Iran. The Medes were famous for breeding horses, so Shalmaneser raided their land to steal many fine horses. The Medes were under Assyrian control until the late 600s BC, when they became independent as Assyria weakened.</w:t>
+      </w:r>
+    </w:p>
+    <w:p>
+      <w:pPr>
+        <w:pStyle w:val="Heading4"/>
+      </w:pPr>
+      <w:r>
+        <w:rPr>
+          <w:lang w:val="en_US" w:bidi="en_US"/>
+        </w:rPr>
+        <w:t>The Persians (around 700–549 BC)</w:t>
+      </w:r>
+    </w:p>
+    <w:p>
+      <w:pPr/>
+      <w:r>
+        <w:rPr>
+          <w:lang w:val="en_US" w:bidi="en_US"/>
+        </w:rPr>
+      </w:r>
+      <w:r>
+        <w:rPr>
+          <w:lang w:val="en_US" w:bidi="en_US"/>
+        </w:rPr>
+        <w:t>Around 700 BC, Achaemenes founded a small Persian kingdom. He ruled from about 700 to 675 BC. His son, Teispes, ruled from 675 to 640 BC under the control of the Medes. The Medes were gathering forces to overthrow Assyria. However, problems for the Medes later freed Teispes from their control. Cambyses, who lived from 600 to 559 BC, was the son of Cyrus I and the grandson of Teispes. He married the daughter of the Median king, Astyages. Their son, Cyrus II, ruled Persia from 559 to 530 BC, starting in 559 BC.</w:t>
+      </w:r>
+    </w:p>
+    <w:p>
+      <w:pPr>
+        <w:pStyle w:val="Heading4"/>
+      </w:pPr>
+      <w:r>
+        <w:rPr>
+          <w:lang w:val="en_US" w:bidi="en_US"/>
+        </w:rPr>
+        <w:t>The Medo-Persian Empire (549–331 BC)</w:t>
+      </w:r>
+    </w:p>
+    <w:p>
+      <w:pPr/>
+      <w:r>
+        <w:rPr>
+          <w:lang w:val="en_US" w:bidi="en_US"/>
+        </w:rPr>
+      </w:r>
+      <w:r>
+        <w:rPr>
+          <w:lang w:val="en_US" w:bidi="en_US"/>
+        </w:rPr>
+        <w:t xml:space="preserve">Cyrus II defeated his grandfather, Astyages of Media, in 549 BC. He established Ecbatana in Media as his capital and set up his archives there (see </w:t>
+      </w:r>
+      <w:hyperlink r:id="rId85">
+        <w:r>
+          <w:rPr>
+            <w:lang w:val="en_US" w:bidi="en_US"/>
+          </w:rPr>
+          <w:rPr>
+            <w:color w:val="0000EE"/>
+            <w:u w:val="single"/>
+          </w:rPr>
+          <w:t>Ezra 6:1–5</w:t>
+        </w:r>
+      </w:hyperlink>
+      <w:r>
+        <w:rPr>
+          <w:lang w:val="en_US" w:bidi="en_US"/>
+        </w:rPr>
+        <w:t>). With a Persian father and a Median mother, Cyrus II represented the union of Media and Persia.</w:t>
+      </w:r>
+    </w:p>
+    <w:p>
+      <w:pPr/>
+      <w:r>
+        <w:rPr>
+          <w:lang w:val="en_US" w:bidi="en_US"/>
+        </w:rPr>
+      </w:r>
+      <w:r>
+        <w:rPr>
+          <w:lang w:val="en_US" w:bidi="en_US"/>
+        </w:rPr>
+        <w:t xml:space="preserve">Cyrus showed kindness and generosity to defeated enemies. As a skilled military leader, he invaded Asia Minor, defeated Croesus, the king of Lydia, and controlled the Greek cities in the region. In 539 BC, he captured Babylon with almost no resistance and allowed exiled people to return home to rebuild their temples (see </w:t>
+      </w:r>
+      <w:hyperlink r:id="rId86">
+        <w:r>
+          <w:rPr>
+            <w:lang w:val="en_US" w:bidi="en_US"/>
+          </w:rPr>
+          <w:rPr>
+            <w:color w:val="0000EE"/>
+            <w:u w:val="single"/>
+          </w:rPr>
+          <w:t>Ezra 1:1–4</w:t>
+        </w:r>
+      </w:hyperlink>
+      <w:r>
+        <w:rPr>
+          <w:lang w:val="en_US" w:bidi="en_US"/>
+        </w:rPr>
+        <w:t>).</w:t>
+      </w:r>
+    </w:p>
+    <w:p>
+      <w:pPr/>
+      <w:r>
+        <w:rPr>
+          <w:lang w:val="en_US" w:bidi="en_US"/>
+        </w:rPr>
+      </w:r>
+      <w:r>
+        <w:rPr>
+          <w:lang w:val="en_US" w:bidi="en_US"/>
+        </w:rPr>
+        <w:t xml:space="preserve">Cyrus's son, Cambyses II, conquered Egypt and ruled from 529 to 522 BC. However, the empire almost fell apart when he committed suicide. Darius I, the son of Hystaspes, who was the governor of Parthia, succeeded Cambyses and ruled from 521 to 486 BC. Darius was an energetic and efficient leader. He stopped internal revolts and organized the empire into twenty provinces. </w:t>
+      </w:r>
+    </w:p>
+    <w:p>
+      <w:pPr/>
+      <w:r>
+        <w:rPr>
+          <w:lang w:val="en_US" w:bidi="en_US"/>
+        </w:rPr>
+      </w:r>
+      <w:r>
+        <w:rPr>
+          <w:lang w:val="en_US" w:bidi="en_US"/>
+        </w:rPr>
+        <w:t>Each province was under a governor, called a satrap or "protector of the kingdom." Inspectors, known as "the ears of the king," monitored the satraps' actions. Darius moved the main capital of Persia to Persepolis, where they eventually built a large palace complex. Darius followed Zoroaster and worshiped Ahura Mazda, the main god of Zoroastrianism. Xerxes and Artaxerxes, who came after him, also followed this faith.</w:t>
+      </w:r>
+    </w:p>
+    <w:p>
+      <w:pPr/>
+      <w:r>
+        <w:rPr>
+          <w:lang w:val="en_US" w:bidi="en_US"/>
+        </w:rPr>
+      </w:r>
+      <w:r>
+        <w:rPr>
+          <w:lang w:val="en_US" w:bidi="en_US"/>
+        </w:rPr>
+        <w:t>In the later years of Darius's rule, the Greeks defeated him at Marathon in 491 BC.</w:t>
+      </w:r>
+    </w:p>
+    <w:p>
+      <w:pPr/>
+      <w:r>
+        <w:rPr>
+          <w:lang w:val="en_US" w:bidi="en_US"/>
+        </w:rPr>
+      </w:r>
+      <w:r>
+        <w:rPr>
+          <w:lang w:val="en_US" w:bidi="en_US"/>
+        </w:rPr>
+        <w:t>Darius's son, Khshayarsha, also known as Xerxes in Greek and Ahasuerus in Hebrew, succeeded him. During Xerxes's rule from 486 to 465 BC, the Greeks defeated the Persian fleet at Salamis in 480 BC.</w:t>
+      </w:r>
+    </w:p>
+    <w:p>
+      <w:pPr/>
+      <w:r>
+        <w:rPr>
+          <w:lang w:val="en_US" w:bidi="en_US"/>
+        </w:rPr>
+      </w:r>
+      <w:r>
+        <w:rPr>
+          <w:lang w:val="en_US" w:bidi="en_US"/>
+        </w:rPr>
+        <w:t>People blame the end of the empire on the cowardice of Darius III, who ruled from 336 to 330 BC. Alexander the Great defeated his armies at Issus in 333 BC and finally at Gaugamela, near modern Erbil (Arbela), in 331 BC.</w:t>
+      </w:r>
+    </w:p>
+    <w:p>
+      <w:pPr>
+        <w:pStyle w:val="Heading4"/>
+      </w:pPr>
+      <w:r>
+        <w:rPr>
+          <w:lang w:val="en_US" w:bidi="en_US"/>
+        </w:rPr>
+        <w:t>Persia and the Bible</w:t>
+      </w:r>
+    </w:p>
+    <w:p>
+      <w:pPr/>
+      <w:r>
+        <w:rPr>
+          <w:lang w:val="en_US" w:bidi="en_US"/>
+        </w:rPr>
+      </w:r>
+      <w:r>
+        <w:rPr>
+          <w:lang w:val="en_US" w:bidi="en_US"/>
+        </w:rPr>
+        <w:t xml:space="preserve">The first mention of Persia in Israel's history is in </w:t>
+      </w:r>
+      <w:hyperlink r:id="rId87">
+        <w:r>
+          <w:rPr>
+            <w:lang w:val="en_US" w:bidi="en_US"/>
+          </w:rPr>
+          <w:rPr>
+            <w:color w:val="0000EE"/>
+            <w:u w:val="single"/>
+          </w:rPr>
+          <w:t>Isaiah 44:28–45:13</w:t>
+        </w:r>
+      </w:hyperlink>
+      <w:r>
+        <w:rPr>
+          <w:lang w:val="en_US" w:bidi="en_US"/>
+        </w:rPr>
+        <w:t>. This prophecy was given to Isaiah over 150 years before Cyrus took Babylon and allowed the exiled Jews to return to Jerusalem. Other biblical references to Persia appear later in Old Testament history, such as in Ezra, Nehemiah, and Esther, and in the writings of prophets during and after the exile, like Daniel, Zephaniah, and Haggai. Scripture depicts Persia as a strict but mostly kind ruler that allowed the Jews to govern themselves and worship freely. However, the Judean community always remembered they were under foreign rule.</w:t>
+      </w:r>
+    </w:p>
+    <w:p>
+      <w:pPr/>
+      <w:r>
+        <w:rPr>
+          <w:lang w:val="en_US" w:bidi="en_US"/>
+        </w:rPr>
+      </w:r>
+      <w:r>
+        <w:rPr>
+          <w:u w:val="single"/>
+          <w:lang w:val="en_US" w:bidi="en_US"/>
+        </w:rPr>
+        <w:t>Passages for Further Study</w:t>
+      </w:r>
+    </w:p>
+    <w:p>
+      <w:pPr/>
+      <w:r>
+        <w:rPr>
+          <w:lang w:val="en_US" w:bidi="en_US"/>
+        </w:rPr>
+      </w:r>
+      <w:hyperlink r:id="rId88">
+        <w:r>
+          <w:rPr>
+            <w:lang w:val="en_US" w:bidi="en_US"/>
+          </w:rPr>
+          <w:rPr>
+            <w:color w:val="0000EE"/>
+            <w:u w:val="single"/>
+          </w:rPr>
+          <w:t>Ezra 4:5–7</w:t>
+        </w:r>
+      </w:hyperlink>
+      <w:r>
+        <w:rPr>
+          <w:lang w:val="en_US" w:bidi="en_US"/>
+        </w:rPr>
+      </w:r>
+      <w:r>
+        <w:rPr>
+          <w:lang w:val="en_US" w:bidi="en_US"/>
+        </w:rPr>
+      </w:r>
+    </w:p>
+    <w:p>
+      <w:pPr/>
+      <w:r>
+        <w:rPr>
+          <w:lang w:val="en_US" w:bidi="en_US"/>
+        </w:rPr>
+      </w:r>
+    </w:p>
+    <w:p>
+      <w:pPr>
+        <w:pStyle w:val="Heading2"/>
+      </w:pPr>
+      <w:r>
+        <w:rPr>
+          <w:lang w:val="en_US" w:bidi="en_US"/>
+        </w:rPr>
         <w:t>Melchizedek</w:t>
       </w:r>
       <w:r>
@@ -2511,7 +2818,7 @@
         </w:rPr>
         <w:t>Abraham met Melchizedek after defeating four Mesopotamian kings. The Mesopotamians had raided Sodom and Gomorrah and captured Abraham’s nephew Lot (</w:t>
       </w:r>
-      <w:hyperlink r:id="rId85">
+      <w:hyperlink r:id="rId89">
         <w:r>
           <w:rPr>
             <w:lang w:val="en_US" w:bidi="en_US"/>
@@ -2529,7 +2836,7 @@
         </w:rPr>
         <w:t xml:space="preserve">). When Abraham returned from battle, Melchizedek, king of Salem (which is Jerusalem; see </w:t>
       </w:r>
-      <w:hyperlink r:id="rId86">
+      <w:hyperlink r:id="rId90">
         <w:r>
           <w:rPr>
             <w:lang w:val="en_US" w:bidi="en_US"/>
@@ -2559,7 +2866,7 @@
         </w:rPr>
         <w:t>” (</w:t>
       </w:r>
-      <w:hyperlink r:id="rId87">
+      <w:hyperlink r:id="rId91">
         <w:r>
           <w:rPr>
             <w:lang w:val="en_US" w:bidi="en_US"/>
@@ -2577,7 +2884,7 @@
         </w:rPr>
         <w:t xml:space="preserve">), the true God who created heaven and earth (see </w:t>
       </w:r>
-      <w:hyperlink r:id="rId88">
+      <w:hyperlink r:id="rId92">
         <w:r>
           <w:rPr>
             <w:lang w:val="en_US" w:bidi="en_US"/>
@@ -2595,7 +2902,7 @@
         </w:rPr>
         <w:t xml:space="preserve">; </w:t>
       </w:r>
-      <w:hyperlink r:id="rId89">
+      <w:hyperlink r:id="rId93">
         <w:r>
           <w:rPr>
             <w:lang w:val="en_US" w:bidi="en_US"/>
@@ -2613,7 +2920,7 @@
         </w:rPr>
         <w:t xml:space="preserve">; </w:t>
       </w:r>
-      <w:hyperlink r:id="rId90">
+      <w:hyperlink r:id="rId94">
         <w:r>
           <w:rPr>
             <w:lang w:val="en_US" w:bidi="en_US"/>
@@ -2631,7 +2938,7 @@
         </w:rPr>
         <w:t xml:space="preserve">; </w:t>
       </w:r>
-      <w:hyperlink r:id="rId91">
+      <w:hyperlink r:id="rId95">
         <w:r>
           <w:rPr>
             <w:lang w:val="en_US" w:bidi="en_US"/>
@@ -2649,7 +2956,7 @@
         </w:rPr>
         <w:t>). Melchizedek understood that Abraham worshiped the true God, and he praised God for giving victory to Abraham (</w:t>
       </w:r>
-      <w:hyperlink r:id="rId92">
+      <w:hyperlink r:id="rId96">
         <w:r>
           <w:rPr>
             <w:lang w:val="en_US" w:bidi="en_US"/>
@@ -2667,7 +2974,7 @@
         </w:rPr>
         <w:t xml:space="preserve">). Abraham accepted Melchizedek’s gifts and gave him a tithe, showing Melchizedek's importance (see </w:t>
       </w:r>
-      <w:hyperlink r:id="rId93">
+      <w:hyperlink r:id="rId97">
         <w:r>
           <w:rPr>
             <w:lang w:val="en_US" w:bidi="en_US"/>
@@ -2711,7 +3018,7 @@
         </w:rPr>
         <w:t>" (</w:t>
       </w:r>
-      <w:hyperlink r:id="rId94">
+      <w:hyperlink r:id="rId98">
         <w:r>
           <w:rPr>
             <w:lang w:val="en_US" w:bidi="en_US"/>
@@ -2729,7 +3036,7 @@
         </w:rPr>
         <w:t xml:space="preserve">; compare </w:t>
       </w:r>
-      <w:hyperlink r:id="rId95">
+      <w:hyperlink r:id="rId99">
         <w:r>
           <w:rPr>
             <w:lang w:val="en_US" w:bidi="en_US"/>
@@ -2759,7 +3066,7 @@
         </w:rPr>
         <w:t>" but was not the Son of God (</w:t>
       </w:r>
-      <w:hyperlink r:id="rId96">
+      <w:hyperlink r:id="rId100">
         <w:r>
           <w:rPr>
             <w:lang w:val="en_US" w:bidi="en_US"/>
@@ -2791,7 +3098,7 @@
         </w:rPr>
         <w:t>Melchizedek, a royal priest, was greater than Levi, the ancestor of Israel's priests. Similarly, the Messiah, Jesus Christ, is a superior priest compared to Aaron's descendants. Jesus offers lasting forgiveness for sins and direct access to God (</w:t>
       </w:r>
-      <w:hyperlink r:id="rId97">
+      <w:hyperlink r:id="rId101">
         <w:r>
           <w:rPr>
             <w:lang w:val="en_US" w:bidi="en_US"/>
@@ -2809,6 +3116,65 @@
         </w:rPr>
         <w:t>). He leads his people through the Holy Spirit instead of the law (</w:t>
       </w:r>
+      <w:hyperlink r:id="rId102">
+        <w:r>
+          <w:rPr>
+            <w:lang w:val="en_US" w:bidi="en_US"/>
+          </w:rPr>
+          <w:rPr>
+            <w:color w:val="0000EE"/>
+            <w:u w:val="single"/>
+          </w:rPr>
+          <w:t>Hebrews 8:7–13</w:t>
+        </w:r>
+      </w:hyperlink>
+      <w:r>
+        <w:rPr>
+          <w:lang w:val="en_US" w:bidi="en_US"/>
+        </w:rPr>
+        <w:t>). He remains forever as priest and king for those who trust in him.</w:t>
+      </w:r>
+    </w:p>
+    <w:p>
+      <w:pPr/>
+      <w:r>
+        <w:rPr>
+          <w:lang w:val="en_US" w:bidi="en_US"/>
+        </w:rPr>
+      </w:r>
+      <w:r>
+        <w:rPr>
+          <w:u w:val="single"/>
+          <w:lang w:val="en_US" w:bidi="en_US"/>
+        </w:rPr>
+        <w:t>Passages for Further Study</w:t>
+      </w:r>
+    </w:p>
+    <w:p>
+      <w:pPr/>
+      <w:r>
+        <w:rPr>
+          <w:lang w:val="en_US" w:bidi="en_US"/>
+        </w:rPr>
+      </w:r>
+      <w:hyperlink r:id="rId103">
+        <w:r>
+          <w:rPr>
+            <w:lang w:val="en_US" w:bidi="en_US"/>
+          </w:rPr>
+          <w:rPr>
+            <w:color w:val="0000EE"/>
+            <w:u w:val="single"/>
+          </w:rPr>
+          <w:t>Genesis 14:17–20</w:t>
+        </w:r>
+      </w:hyperlink>
+      <w:r>
+        <w:rPr>
+          <w:lang w:val="en_US" w:bidi="en_US"/>
+        </w:rPr>
+        <w:t xml:space="preserve">; </w:t>
+      </w:r>
       <w:hyperlink r:id="rId98">
         <w:r>
           <w:rPr>
@@ -2818,14 +3184,54 @@
             <w:color w:val="0000EE"/>
             <w:u w:val="single"/>
           </w:rPr>
-          <w:t>Hebrews 8:7–13</w:t>
-        </w:r>
-      </w:hyperlink>
-      <w:r>
-        <w:rPr>
-          <w:lang w:val="en_US" w:bidi="en_US"/>
-        </w:rPr>
-        <w:t>). He remains forever as priest and king for those who trust in him.</w:t>
+          <w:t>Psalm 110:4</w:t>
+        </w:r>
+      </w:hyperlink>
+      <w:r>
+        <w:rPr>
+          <w:lang w:val="en_US" w:bidi="en_US"/>
+        </w:rPr>
+        <w:t xml:space="preserve">; </w:t>
+      </w:r>
+      <w:hyperlink r:id="rId104">
+        <w:r>
+          <w:rPr>
+            <w:lang w:val="en_US" w:bidi="en_US"/>
+          </w:rPr>
+          <w:rPr>
+            <w:color w:val="0000EE"/>
+            <w:u w:val="single"/>
+          </w:rPr>
+          <w:t>Hebrews 5:6–10</w:t>
+        </w:r>
+      </w:hyperlink>
+      <w:r>
+        <w:rPr>
+          <w:lang w:val="en_US" w:bidi="en_US"/>
+        </w:rPr>
+        <w:t xml:space="preserve">; </w:t>
+      </w:r>
+      <w:hyperlink r:id="rId105">
+        <w:r>
+          <w:rPr>
+            <w:lang w:val="en_US" w:bidi="en_US"/>
+          </w:rPr>
+          <w:rPr>
+            <w:color w:val="0000EE"/>
+            <w:u w:val="single"/>
+          </w:rPr>
+          <w:t>6:20–7:28</w:t>
+        </w:r>
+      </w:hyperlink>
+      <w:r>
+        <w:rPr>
+          <w:lang w:val="en_US" w:bidi="en_US"/>
+        </w:rPr>
+      </w:r>
+      <w:r>
+        <w:rPr>
+          <w:lang w:val="en_US" w:bidi="en_US"/>
+        </w:rPr>
       </w:r>
     </w:p>
     <w:p>
@@ -2835,6 +3241,230 @@
           <w:lang w:val="en_US" w:bidi="en_US"/>
         </w:rPr>
       </w:r>
+    </w:p>
+    <w:p>
+      <w:pPr>
+        <w:pStyle w:val="Heading2"/>
+      </w:pPr>
+      <w:r>
+        <w:rPr>
+          <w:lang w:val="en_US" w:bidi="en_US"/>
+        </w:rPr>
+        <w:t>Michal</w:t>
+      </w:r>
+      <w:r>
+        <w:rPr>
+          <w:lang w:val="en_US" w:bidi="en_US"/>
+        </w:rPr>
+      </w:r>
+    </w:p>
+    <w:p>
+      <w:pPr/>
+      <w:r>
+        <w:rPr>
+          <w:lang w:val="en_US" w:bidi="en_US"/>
+        </w:rPr>
+      </w:r>
+      <w:r>
+        <w:rPr>
+          <w:lang w:val="en_US" w:bidi="en_US"/>
+        </w:rPr>
+        <w:t>Michal was King Saul’s younger daughter (</w:t>
+      </w:r>
+      <w:hyperlink r:id="rId106">
+        <w:r>
+          <w:rPr>
+            <w:lang w:val="en_US" w:bidi="en_US"/>
+          </w:rPr>
+          <w:rPr>
+            <w:color w:val="0000EE"/>
+            <w:u w:val="single"/>
+          </w:rPr>
+          <w:t>1 Samuel 14:49</w:t>
+        </w:r>
+      </w:hyperlink>
+      <w:r>
+        <w:rPr>
+          <w:lang w:val="en_US" w:bidi="en_US"/>
+        </w:rPr>
+        <w:t>). She was King David’s first wife (</w:t>
+      </w:r>
+      <w:hyperlink r:id="rId107">
+        <w:r>
+          <w:rPr>
+            <w:lang w:val="en_US" w:bidi="en_US"/>
+          </w:rPr>
+          <w:rPr>
+            <w:color w:val="0000EE"/>
+            <w:u w:val="single"/>
+          </w:rPr>
+          <w:t>18:17–27</w:t>
+        </w:r>
+      </w:hyperlink>
+      <w:r>
+        <w:rPr>
+          <w:lang w:val="en_US" w:bidi="en_US"/>
+        </w:rPr>
+        <w:t>). She was important in the change from Saul’s rule to David’s.</w:t>
+      </w:r>
+    </w:p>
+    <w:p>
+      <w:pPr/>
+      <w:r>
+        <w:rPr>
+          <w:lang w:val="en_US" w:bidi="en_US"/>
+        </w:rPr>
+      </w:r>
+      <w:r>
+        <w:rPr>
+          <w:lang w:val="en_US" w:bidi="en_US"/>
+        </w:rPr>
+        <w:t xml:space="preserve">In the ancient Near East, leading families often arranged marriages for political reasons. Saul tried to trap David by promising him his older daughter, Merab, if he fought the Philistines. David, a strong warrior, was becoming a leader in Saul's kingdom. The king should have been glad to have such an ally, but he soon became jealous of David's success and suspicious of his goals. </w:t>
+      </w:r>
+    </w:p>
+    <w:p>
+      <w:pPr/>
+      <w:r>
+        <w:rPr>
+          <w:lang w:val="en_US" w:bidi="en_US"/>
+        </w:rPr>
+      </w:r>
+      <w:r>
+        <w:rPr>
+          <w:lang w:val="en_US" w:bidi="en_US"/>
+        </w:rPr>
+        <w:t>Saul hoped David would die in battle, but the plan failed. Later, Saul found out that his younger daughter, Michal, loved David (</w:t>
+      </w:r>
+      <w:hyperlink r:id="rId108">
+        <w:r>
+          <w:rPr>
+            <w:lang w:val="en_US" w:bidi="en_US"/>
+          </w:rPr>
+          <w:rPr>
+            <w:color w:val="0000EE"/>
+            <w:u w:val="single"/>
+          </w:rPr>
+          <w:t>1 Samuel 18:20</w:t>
+        </w:r>
+      </w:hyperlink>
+      <w:r>
+        <w:rPr>
+          <w:lang w:val="en_US" w:bidi="en_US"/>
+        </w:rPr>
+        <w:t>). This gave him another chance to lure David into fighting the Philistines. This time, David agreed. When David returned victorious, Saul had to give David his daughter in marriage. This marriage alliance helped David when he was building his reputation with the northern tribes (</w:t>
+      </w:r>
+      <w:hyperlink r:id="rId109">
+        <w:r>
+          <w:rPr>
+            <w:lang w:val="en_US" w:bidi="en_US"/>
+          </w:rPr>
+          <w:rPr>
+            <w:color w:val="0000EE"/>
+            <w:u w:val="single"/>
+          </w:rPr>
+          <w:t>2 Samuel 3:13–16</w:t>
+        </w:r>
+      </w:hyperlink>
+      <w:r>
+        <w:rPr>
+          <w:lang w:val="en_US" w:bidi="en_US"/>
+        </w:rPr>
+        <w:t>).</w:t>
+      </w:r>
+    </w:p>
+    <w:p>
+      <w:pPr/>
+      <w:r>
+        <w:rPr>
+          <w:lang w:val="en_US" w:bidi="en_US"/>
+        </w:rPr>
+      </w:r>
+      <w:r>
+        <w:rPr>
+          <w:lang w:val="en_US" w:bidi="en_US"/>
+        </w:rPr>
+        <w:t>Michal loved David early in their relationship and even tricked her father to help David escape a plan to kill him (</w:t>
+      </w:r>
+      <w:hyperlink r:id="rId110">
+        <w:r>
+          <w:rPr>
+            <w:lang w:val="en_US" w:bidi="en_US"/>
+          </w:rPr>
+          <w:rPr>
+            <w:color w:val="0000EE"/>
+            <w:u w:val="single"/>
+          </w:rPr>
+          <w:t>1 Samuel 19:11–17</w:t>
+        </w:r>
+      </w:hyperlink>
+      <w:r>
+        <w:rPr>
+          <w:lang w:val="en_US" w:bidi="en_US"/>
+        </w:rPr>
+        <w:t>). After David left Saul’s court, Saul arranged another marriage for her (</w:t>
+      </w:r>
+      <w:hyperlink r:id="rId111">
+        <w:r>
+          <w:rPr>
+            <w:lang w:val="en_US" w:bidi="en_US"/>
+          </w:rPr>
+          <w:rPr>
+            <w:color w:val="0000EE"/>
+            <w:u w:val="single"/>
+          </w:rPr>
+          <w:t>1 Samuel 25:44</w:t>
+        </w:r>
+      </w:hyperlink>
+      <w:r>
+        <w:rPr>
+          <w:lang w:val="en_US" w:bidi="en_US"/>
+        </w:rPr>
+        <w:t>). But David later ended that marriage to bring her back (</w:t>
+      </w:r>
+      <w:hyperlink r:id="rId109">
+        <w:r>
+          <w:rPr>
+            <w:lang w:val="en_US" w:bidi="en_US"/>
+          </w:rPr>
+          <w:rPr>
+            <w:color w:val="0000EE"/>
+            <w:u w:val="single"/>
+          </w:rPr>
+          <w:t>2 Samuel 3:13–16</w:t>
+        </w:r>
+      </w:hyperlink>
+      <w:r>
+        <w:rPr>
+          <w:lang w:val="en_US" w:bidi="en_US"/>
+        </w:rPr>
+        <w:t>). Michal showed disrespect toward David when he danced happily before the ark of the covenant as it was brought into Jerusalem (</w:t>
+      </w:r>
+      <w:hyperlink r:id="rId112">
+        <w:r>
+          <w:rPr>
+            <w:lang w:val="en_US" w:bidi="en_US"/>
+          </w:rPr>
+          <w:rPr>
+            <w:color w:val="0000EE"/>
+            <w:u w:val="single"/>
+          </w:rPr>
+          <w:t>2 Samuel 6:16–23</w:t>
+        </w:r>
+      </w:hyperlink>
+      <w:r>
+        <w:rPr>
+          <w:lang w:val="en_US" w:bidi="en_US"/>
+        </w:rPr>
+        <w:t>). Because she showed disrespect toward King David, Michal was not able to have children.</w:t>
+      </w:r>
+    </w:p>
+    <w:p>
+      <w:pPr/>
+      <w:r>
+        <w:rPr>
+          <w:lang w:val="en_US" w:bidi="en_US"/>
+        </w:rPr>
+      </w:r>
       <w:r>
         <w:rPr>
           <w:u w:val="single"/>
@@ -2850,16 +3480,16 @@
           <w:lang w:val="en_US" w:bidi="en_US"/>
         </w:rPr>
       </w:r>
-      <w:hyperlink r:id="rId99">
-        <w:r>
-          <w:rPr>
-            <w:lang w:val="en_US" w:bidi="en_US"/>
-          </w:rPr>
-          <w:rPr>
-            <w:color w:val="0000EE"/>
-            <w:u w:val="single"/>
-          </w:rPr>
-          <w:t>Genesis 14:17–20</w:t>
+      <w:hyperlink r:id="rId106">
+        <w:r>
+          <w:rPr>
+            <w:lang w:val="en_US" w:bidi="en_US"/>
+          </w:rPr>
+          <w:rPr>
+            <w:color w:val="0000EE"/>
+            <w:u w:val="single"/>
+          </w:rPr>
+          <w:t>1 Samuel 14:49</w:t>
         </w:r>
       </w:hyperlink>
       <w:r>
@@ -2868,16 +3498,16 @@
         </w:rPr>
         <w:t xml:space="preserve">; </w:t>
       </w:r>
-      <w:hyperlink r:id="rId94">
-        <w:r>
-          <w:rPr>
-            <w:lang w:val="en_US" w:bidi="en_US"/>
-          </w:rPr>
-          <w:rPr>
-            <w:color w:val="0000EE"/>
-            <w:u w:val="single"/>
-          </w:rPr>
-          <w:t>Psalm 110:4</w:t>
+      <w:hyperlink r:id="rId113">
+        <w:r>
+          <w:rPr>
+            <w:lang w:val="en_US" w:bidi="en_US"/>
+          </w:rPr>
+          <w:rPr>
+            <w:color w:val="0000EE"/>
+            <w:u w:val="single"/>
+          </w:rPr>
+          <w:t>18:17–30</w:t>
         </w:r>
       </w:hyperlink>
       <w:r>
@@ -2886,16 +3516,16 @@
         </w:rPr>
         <w:t xml:space="preserve">; </w:t>
       </w:r>
-      <w:hyperlink r:id="rId100">
-        <w:r>
-          <w:rPr>
-            <w:lang w:val="en_US" w:bidi="en_US"/>
-          </w:rPr>
-          <w:rPr>
-            <w:color w:val="0000EE"/>
-            <w:u w:val="single"/>
-          </w:rPr>
-          <w:t>Hebrews 5:6–10</w:t>
+      <w:hyperlink r:id="rId110">
+        <w:r>
+          <w:rPr>
+            <w:lang w:val="en_US" w:bidi="en_US"/>
+          </w:rPr>
+          <w:rPr>
+            <w:color w:val="0000EE"/>
+            <w:u w:val="single"/>
+          </w:rPr>
+          <w:t>19:11–17</w:t>
         </w:r>
       </w:hyperlink>
       <w:r>
@@ -2904,16 +3534,34 @@
         </w:rPr>
         <w:t xml:space="preserve">; </w:t>
       </w:r>
-      <w:hyperlink r:id="rId101">
-        <w:r>
-          <w:rPr>
-            <w:lang w:val="en_US" w:bidi="en_US"/>
-          </w:rPr>
-          <w:rPr>
-            <w:color w:val="0000EE"/>
-            <w:u w:val="single"/>
-          </w:rPr>
-          <w:t>6:20–7:28</w:t>
+      <w:hyperlink r:id="rId109">
+        <w:r>
+          <w:rPr>
+            <w:lang w:val="en_US" w:bidi="en_US"/>
+          </w:rPr>
+          <w:rPr>
+            <w:color w:val="0000EE"/>
+            <w:u w:val="single"/>
+          </w:rPr>
+          <w:t>2 Samuel 3:13–16</w:t>
+        </w:r>
+      </w:hyperlink>
+      <w:r>
+        <w:rPr>
+          <w:lang w:val="en_US" w:bidi="en_US"/>
+        </w:rPr>
+        <w:t xml:space="preserve">; </w:t>
+      </w:r>
+      <w:hyperlink r:id="rId112">
+        <w:r>
+          <w:rPr>
+            <w:lang w:val="en_US" w:bidi="en_US"/>
+          </w:rPr>
+          <w:rPr>
+            <w:color w:val="0000EE"/>
+            <w:u w:val="single"/>
+          </w:rPr>
+          <w:t>6:16–23</w:t>
         </w:r>
       </w:hyperlink>
       <w:r>
@@ -2943,7 +3591,7 @@
         <w:rPr>
           <w:lang w:val="en_US" w:bidi="en_US"/>
         </w:rPr>
-        <w:t>Michal</w:t>
+        <w:t>Moab and Ammon</w:t>
       </w:r>
       <w:r>
         <w:rPr>
@@ -2962,43 +3610,61 @@
         <w:rPr>
           <w:lang w:val="en_US" w:bidi="en_US"/>
         </w:rPr>
-        <w:t>Michal was King Saul’s younger daughter (</w:t>
-      </w:r>
-      <w:hyperlink r:id="rId102">
-        <w:r>
-          <w:rPr>
-            <w:lang w:val="en_US" w:bidi="en_US"/>
-          </w:rPr>
-          <w:rPr>
-            <w:color w:val="0000EE"/>
-            <w:u w:val="single"/>
-          </w:rPr>
-          <w:t>1 Samuel 14:49</w:t>
-        </w:r>
-      </w:hyperlink>
-      <w:r>
-        <w:rPr>
-          <w:lang w:val="en_US" w:bidi="en_US"/>
-        </w:rPr>
-        <w:t>). She was King David’s first wife (</w:t>
-      </w:r>
-      <w:hyperlink r:id="rId103">
-        <w:r>
-          <w:rPr>
-            <w:lang w:val="en_US" w:bidi="en_US"/>
-          </w:rPr>
-          <w:rPr>
-            <w:color w:val="0000EE"/>
-            <w:u w:val="single"/>
-          </w:rPr>
-          <w:t>18:17–27</w:t>
-        </w:r>
-      </w:hyperlink>
-      <w:r>
-        <w:rPr>
-          <w:lang w:val="en_US" w:bidi="en_US"/>
-        </w:rPr>
-        <w:t>). She was important in the change from Saul’s rule to David’s.</w:t>
+        <w:t>The Moabites descended from Moab, the son of Lot and his oldest daughter (</w:t>
+      </w:r>
+      <w:hyperlink r:id="rId114">
+        <w:r>
+          <w:rPr>
+            <w:lang w:val="en_US" w:bidi="en_US"/>
+          </w:rPr>
+          <w:rPr>
+            <w:color w:val="0000EE"/>
+            <w:u w:val="single"/>
+          </w:rPr>
+          <w:t>Genesis 19:36–38</w:t>
+        </w:r>
+      </w:hyperlink>
+      <w:r>
+        <w:rPr>
+          <w:lang w:val="en_US" w:bidi="en_US"/>
+        </w:rPr>
+        <w:t xml:space="preserve">). They settled on the high plateau east of the Dead Sea. Most of Moab is gently rolling tableland divided by ravines. Even at its peak, ancient Moab covered a small area, but its location on the King’s Highway was strategically important (see </w:t>
+      </w:r>
+      <w:hyperlink r:id="rId115">
+        <w:r>
+          <w:rPr>
+            <w:lang w:val="en_US" w:bidi="en_US"/>
+          </w:rPr>
+          <w:rPr>
+            <w:color w:val="0000EE"/>
+            <w:u w:val="single"/>
+          </w:rPr>
+          <w:t>Numbers 21:21–22</w:t>
+        </w:r>
+      </w:hyperlink>
+      <w:r>
+        <w:rPr>
+          <w:lang w:val="en_US" w:bidi="en_US"/>
+        </w:rPr>
+        <w:t xml:space="preserve">; </w:t>
+      </w:r>
+      <w:hyperlink r:id="rId116">
+        <w:r>
+          <w:rPr>
+            <w:lang w:val="en_US" w:bidi="en_US"/>
+          </w:rPr>
+          <w:rPr>
+            <w:color w:val="0000EE"/>
+            <w:u w:val="single"/>
+          </w:rPr>
+          <w:t>Judges 11:15–18</w:t>
+        </w:r>
+      </w:hyperlink>
+      <w:r>
+        <w:rPr>
+          <w:lang w:val="en_US" w:bidi="en_US"/>
+        </w:rPr>
+        <w:t xml:space="preserve">). </w:t>
       </w:r>
     </w:p>
     <w:p>
@@ -3012,7 +3678,169 @@
         <w:rPr>
           <w:lang w:val="en_US" w:bidi="en_US"/>
         </w:rPr>
-        <w:t xml:space="preserve">In the ancient Near East, leading families often arranged marriages for political reasons. Saul tried to trap David by promising him his older daughter, Merab, if he fought the Philistines. David, a strong warrior, was becoming a leader in Saul's kingdom. The king should have been glad to have such an ally, but he soon became jealous of David's success and suspicious of his goals. </w:t>
+        <w:t xml:space="preserve">Before the Israelites passed through the Transjordan, the Moabites were under the control of Sihon, the Amorite king who ruled at Heshbon (see </w:t>
+      </w:r>
+      <w:hyperlink r:id="rId117">
+        <w:r>
+          <w:rPr>
+            <w:lang w:val="en_US" w:bidi="en_US"/>
+          </w:rPr>
+          <w:rPr>
+            <w:color w:val="0000EE"/>
+            <w:u w:val="single"/>
+          </w:rPr>
+          <w:t>Numbers 21:13</w:t>
+        </w:r>
+      </w:hyperlink>
+      <w:r>
+        <w:rPr>
+          <w:lang w:val="en_US" w:bidi="en_US"/>
+        </w:rPr>
+        <w:t xml:space="preserve">, </w:t>
+      </w:r>
+      <w:hyperlink r:id="rId118">
+        <w:r>
+          <w:rPr>
+            <w:lang w:val="en_US" w:bidi="en_US"/>
+          </w:rPr>
+          <w:rPr>
+            <w:color w:val="0000EE"/>
+            <w:u w:val="single"/>
+          </w:rPr>
+          <w:t>26</w:t>
+        </w:r>
+      </w:hyperlink>
+      <w:r>
+        <w:rPr>
+          <w:lang w:val="en_US" w:bidi="en_US"/>
+        </w:rPr>
+        <w:t>). After Israel defeated Sihon, King Balak of Moab feared Israel might conquer his land, and Moab waged war against them (</w:t>
+      </w:r>
+      <w:hyperlink r:id="rId119">
+        <w:r>
+          <w:rPr>
+            <w:lang w:val="en_US" w:bidi="en_US"/>
+          </w:rPr>
+          <w:rPr>
+            <w:color w:val="0000EE"/>
+            <w:u w:val="single"/>
+          </w:rPr>
+          <w:t>Numbers 22:1–25:3</w:t>
+        </w:r>
+      </w:hyperlink>
+      <w:r>
+        <w:rPr>
+          <w:lang w:val="en_US" w:bidi="en_US"/>
+        </w:rPr>
+        <w:t xml:space="preserve">; </w:t>
+      </w:r>
+      <w:hyperlink r:id="rId120">
+        <w:r>
+          <w:rPr>
+            <w:lang w:val="en_US" w:bidi="en_US"/>
+          </w:rPr>
+          <w:rPr>
+            <w:color w:val="0000EE"/>
+            <w:u w:val="single"/>
+          </w:rPr>
+          <w:t>Joshua 24:9</w:t>
+        </w:r>
+      </w:hyperlink>
+      <w:r>
+        <w:rPr>
+          <w:lang w:val="en_US" w:bidi="en_US"/>
+        </w:rPr>
+        <w:t>). From that time onward, Moab and Israel were often in conflict (</w:t>
+      </w:r>
+      <w:hyperlink r:id="rId121">
+        <w:r>
+          <w:rPr>
+            <w:lang w:val="en_US" w:bidi="en_US"/>
+          </w:rPr>
+          <w:rPr>
+            <w:color w:val="0000EE"/>
+            <w:u w:val="single"/>
+          </w:rPr>
+          <w:t>Judges 3:12–30</w:t>
+        </w:r>
+      </w:hyperlink>
+      <w:r>
+        <w:rPr>
+          <w:lang w:val="en_US" w:bidi="en_US"/>
+        </w:rPr>
+        <w:t xml:space="preserve">; </w:t>
+      </w:r>
+      <w:hyperlink r:id="rId122">
+        <w:r>
+          <w:rPr>
+            <w:lang w:val="en_US" w:bidi="en_US"/>
+          </w:rPr>
+          <w:rPr>
+            <w:color w:val="0000EE"/>
+            <w:u w:val="single"/>
+          </w:rPr>
+          <w:t>1 Samuel 14:47</w:t>
+        </w:r>
+      </w:hyperlink>
+      <w:r>
+        <w:rPr>
+          <w:lang w:val="en_US" w:bidi="en_US"/>
+        </w:rPr>
+        <w:t xml:space="preserve">; </w:t>
+      </w:r>
+      <w:hyperlink r:id="rId123">
+        <w:r>
+          <w:rPr>
+            <w:lang w:val="en_US" w:bidi="en_US"/>
+          </w:rPr>
+          <w:rPr>
+            <w:color w:val="0000EE"/>
+            <w:u w:val="single"/>
+          </w:rPr>
+          <w:t>2 Samuel 8:2</w:t>
+        </w:r>
+      </w:hyperlink>
+      <w:r>
+        <w:rPr>
+          <w:lang w:val="en_US" w:bidi="en_US"/>
+        </w:rPr>
+        <w:t xml:space="preserve">; </w:t>
+      </w:r>
+      <w:hyperlink r:id="rId124">
+        <w:r>
+          <w:rPr>
+            <w:lang w:val="en_US" w:bidi="en_US"/>
+          </w:rPr>
+          <w:rPr>
+            <w:color w:val="0000EE"/>
+            <w:u w:val="single"/>
+          </w:rPr>
+          <w:t>2 Kings 3</w:t>
+        </w:r>
+      </w:hyperlink>
+      <w:r>
+        <w:rPr>
+          <w:lang w:val="en_US" w:bidi="en_US"/>
+        </w:rPr>
+        <w:t>). But there were also times of peace between them (</w:t>
+      </w:r>
+      <w:hyperlink r:id="rId125">
+        <w:r>
+          <w:rPr>
+            <w:lang w:val="en_US" w:bidi="en_US"/>
+          </w:rPr>
+          <w:rPr>
+            <w:color w:val="0000EE"/>
+            <w:u w:val="single"/>
+          </w:rPr>
+          <w:t>Ruth 1:1–2</w:t>
+        </w:r>
+      </w:hyperlink>
+      <w:r>
+        <w:rPr>
+          <w:lang w:val="en_US" w:bidi="en_US"/>
+        </w:rPr>
+        <w:t>). A Moabite woman named Ruth showed great kindness to her Israelite mother-in-law, Naomi, who experienced many tragedies. Ruth became part of the family line that produced King David and Jesus.</w:t>
       </w:r>
     </w:p>
     <w:p>
@@ -3026,36 +3854,234 @@
         <w:rPr>
           <w:lang w:val="en_US" w:bidi="en_US"/>
         </w:rPr>
-        <w:t>Saul hoped David would die in battle, but the plan failed. Later, Saul found out that his younger daughter, Michal, loved David (</w:t>
-      </w:r>
-      <w:hyperlink r:id="rId104">
-        <w:r>
-          <w:rPr>
-            <w:lang w:val="en_US" w:bidi="en_US"/>
-          </w:rPr>
-          <w:rPr>
-            <w:color w:val="0000EE"/>
-            <w:u w:val="single"/>
-          </w:rPr>
-          <w:t>1 Samuel 18:20</w:t>
-        </w:r>
-      </w:hyperlink>
-      <w:r>
-        <w:rPr>
-          <w:lang w:val="en_US" w:bidi="en_US"/>
-        </w:rPr>
-        <w:t>). This gave him another chance to lure David into fighting the Philistines. This time, David agreed. When David returned victorious, Saul had to give David his daughter in marriage. This marriage alliance helped David when he was building his reputation with the northern tribes (</w:t>
-      </w:r>
-      <w:hyperlink r:id="rId105">
-        <w:r>
-          <w:rPr>
-            <w:lang w:val="en_US" w:bidi="en_US"/>
-          </w:rPr>
-          <w:rPr>
-            <w:color w:val="0000EE"/>
-            <w:u w:val="single"/>
-          </w:rPr>
-          <w:t>2 Samuel 3:13–16</w:t>
+        <w:t>The Ammonites were descendants of Ammon, the son of Lot's younger daughter (</w:t>
+      </w:r>
+      <w:hyperlink r:id="rId114">
+        <w:r>
+          <w:rPr>
+            <w:lang w:val="en_US" w:bidi="en_US"/>
+          </w:rPr>
+          <w:rPr>
+            <w:color w:val="0000EE"/>
+            <w:u w:val="single"/>
+          </w:rPr>
+          <w:t>Genesis 19:36–38</w:t>
+        </w:r>
+      </w:hyperlink>
+      <w:r>
+        <w:rPr>
+          <w:lang w:val="en_US" w:bidi="en_US"/>
+        </w:rPr>
+        <w:t>). They settled in the Transjordan area, northeast of the Dead Sea. When the Israelites arrived after leaving Egypt, God told them not to take Ammonite land, as it belonged to Lot's descendants (</w:t>
+      </w:r>
+      <w:hyperlink r:id="rId126">
+        <w:r>
+          <w:rPr>
+            <w:lang w:val="en_US" w:bidi="en_US"/>
+          </w:rPr>
+          <w:rPr>
+            <w:color w:val="0000EE"/>
+            <w:u w:val="single"/>
+          </w:rPr>
+          <w:t>Deuteronomy 2:18–19</w:t>
+        </w:r>
+      </w:hyperlink>
+      <w:r>
+        <w:rPr>
+          <w:lang w:val="en_US" w:bidi="en_US"/>
+        </w:rPr>
+        <w:t xml:space="preserve">, </w:t>
+      </w:r>
+      <w:hyperlink r:id="rId127">
+        <w:r>
+          <w:rPr>
+            <w:lang w:val="en_US" w:bidi="en_US"/>
+          </w:rPr>
+          <w:rPr>
+            <w:color w:val="0000EE"/>
+            <w:u w:val="single"/>
+          </w:rPr>
+          <w:t>37</w:t>
+        </w:r>
+      </w:hyperlink>
+      <w:r>
+        <w:rPr>
+          <w:lang w:val="en_US" w:bidi="en_US"/>
+        </w:rPr>
+        <w:t>). The Ammonites helped the Moabites fight against Israel and were banned from joining the Lord's congregation for ten generations (</w:t>
+      </w:r>
+      <w:hyperlink r:id="rId128">
+        <w:r>
+          <w:rPr>
+            <w:lang w:val="en_US" w:bidi="en_US"/>
+          </w:rPr>
+          <w:rPr>
+            <w:color w:val="0000EE"/>
+            <w:u w:val="single"/>
+          </w:rPr>
+          <w:t>Deuteronomy 23:3–6</w:t>
+        </w:r>
+      </w:hyperlink>
+      <w:r>
+        <w:rPr>
+          <w:lang w:val="en_US" w:bidi="en_US"/>
+        </w:rPr>
+        <w:t xml:space="preserve">; </w:t>
+      </w:r>
+      <w:hyperlink r:id="rId129">
+        <w:r>
+          <w:rPr>
+            <w:lang w:val="en_US" w:bidi="en_US"/>
+          </w:rPr>
+          <w:rPr>
+            <w:color w:val="0000EE"/>
+            <w:u w:val="single"/>
+          </w:rPr>
+          <w:t>Nehemiah 13:1–2</w:t>
+        </w:r>
+      </w:hyperlink>
+      <w:r>
+        <w:rPr>
+          <w:lang w:val="en_US" w:bidi="en_US"/>
+        </w:rPr>
+        <w:t xml:space="preserve">; see </w:t>
+      </w:r>
+      <w:hyperlink r:id="rId119">
+        <w:r>
+          <w:rPr>
+            <w:lang w:val="en_US" w:bidi="en_US"/>
+          </w:rPr>
+          <w:rPr>
+            <w:color w:val="0000EE"/>
+            <w:u w:val="single"/>
+          </w:rPr>
+          <w:t>Numbers 22:1–25:3</w:t>
+        </w:r>
+      </w:hyperlink>
+      <w:r>
+        <w:rPr>
+          <w:lang w:val="en_US" w:bidi="en_US"/>
+        </w:rPr>
+        <w:t>). After that, the Ammonites often fought with Israel (</w:t>
+      </w:r>
+      <w:hyperlink r:id="rId130">
+        <w:r>
+          <w:rPr>
+            <w:lang w:val="en_US" w:bidi="en_US"/>
+          </w:rPr>
+          <w:rPr>
+            <w:color w:val="0000EE"/>
+            <w:u w:val="single"/>
+          </w:rPr>
+          <w:t>Judges 10–11</w:t>
+        </w:r>
+      </w:hyperlink>
+      <w:r>
+        <w:rPr>
+          <w:lang w:val="en_US" w:bidi="en_US"/>
+        </w:rPr>
+        <w:t xml:space="preserve">; </w:t>
+      </w:r>
+      <w:hyperlink r:id="rId131">
+        <w:r>
+          <w:rPr>
+            <w:lang w:val="en_US" w:bidi="en_US"/>
+          </w:rPr>
+          <w:rPr>
+            <w:color w:val="0000EE"/>
+            <w:u w:val="single"/>
+          </w:rPr>
+          <w:t>1 Samuel 11</w:t>
+        </w:r>
+      </w:hyperlink>
+      <w:r>
+        <w:rPr>
+          <w:lang w:val="en_US" w:bidi="en_US"/>
+        </w:rPr>
+        <w:t xml:space="preserve">; </w:t>
+      </w:r>
+      <w:hyperlink r:id="rId122">
+        <w:r>
+          <w:rPr>
+            <w:lang w:val="en_US" w:bidi="en_US"/>
+          </w:rPr>
+          <w:rPr>
+            <w:color w:val="0000EE"/>
+            <w:u w:val="single"/>
+          </w:rPr>
+          <w:t>14:47</w:t>
+        </w:r>
+      </w:hyperlink>
+      <w:r>
+        <w:rPr>
+          <w:lang w:val="en_US" w:bidi="en_US"/>
+        </w:rPr>
+        <w:t xml:space="preserve">; </w:t>
+      </w:r>
+      <w:hyperlink r:id="rId132">
+        <w:r>
+          <w:rPr>
+            <w:lang w:val="en_US" w:bidi="en_US"/>
+          </w:rPr>
+          <w:rPr>
+            <w:color w:val="0000EE"/>
+            <w:u w:val="single"/>
+          </w:rPr>
+          <w:t>1 Chronicles 20:1–3</w:t>
+        </w:r>
+      </w:hyperlink>
+      <w:r>
+        <w:rPr>
+          <w:lang w:val="en_US" w:bidi="en_US"/>
+        </w:rPr>
+        <w:t xml:space="preserve">; </w:t>
+      </w:r>
+      <w:hyperlink r:id="rId133">
+        <w:r>
+          <w:rPr>
+            <w:lang w:val="en_US" w:bidi="en_US"/>
+          </w:rPr>
+          <w:rPr>
+            <w:color w:val="0000EE"/>
+            <w:u w:val="single"/>
+          </w:rPr>
+          <w:t>2 Chronicles 20:1–24</w:t>
+        </w:r>
+      </w:hyperlink>
+      <w:r>
+        <w:rPr>
+          <w:lang w:val="en_US" w:bidi="en_US"/>
+        </w:rPr>
+        <w:t>). But, David seemed to have allied with them for a while (</w:t>
+      </w:r>
+      <w:hyperlink r:id="rId134">
+        <w:r>
+          <w:rPr>
+            <w:lang w:val="en_US" w:bidi="en_US"/>
+          </w:rPr>
+          <w:rPr>
+            <w:color w:val="0000EE"/>
+            <w:u w:val="single"/>
+          </w:rPr>
+          <w:t>2 Samuel 17:27–29</w:t>
+        </w:r>
+      </w:hyperlink>
+      <w:r>
+        <w:rPr>
+          <w:lang w:val="en_US" w:bidi="en_US"/>
+        </w:rPr>
+        <w:t xml:space="preserve">; </w:t>
+      </w:r>
+      <w:hyperlink r:id="rId135">
+        <w:r>
+          <w:rPr>
+            <w:lang w:val="en_US" w:bidi="en_US"/>
+          </w:rPr>
+          <w:rPr>
+            <w:color w:val="0000EE"/>
+            <w:u w:val="single"/>
+          </w:rPr>
+          <w:t>23:37</w:t>
         </w:r>
       </w:hyperlink>
       <w:r>
@@ -3074,81 +4100,10 @@
       </w:r>
       <w:r>
         <w:rPr>
-          <w:lang w:val="en_US" w:bidi="en_US"/>
-        </w:rPr>
-        <w:t>Michal loved David early in their relationship and even tricked her father to help David escape a plan to kill him (</w:t>
-      </w:r>
-      <w:hyperlink r:id="rId106">
-        <w:r>
-          <w:rPr>
-            <w:lang w:val="en_US" w:bidi="en_US"/>
-          </w:rPr>
-          <w:rPr>
-            <w:color w:val="0000EE"/>
-            <w:u w:val="single"/>
-          </w:rPr>
-          <w:t>1 Samuel 19:11–17</w:t>
-        </w:r>
-      </w:hyperlink>
-      <w:r>
-        <w:rPr>
-          <w:lang w:val="en_US" w:bidi="en_US"/>
-        </w:rPr>
-        <w:t>). After David left Saul’s court, Saul arranged another marriage for her (</w:t>
-      </w:r>
-      <w:hyperlink r:id="rId107">
-        <w:r>
-          <w:rPr>
-            <w:lang w:val="en_US" w:bidi="en_US"/>
-          </w:rPr>
-          <w:rPr>
-            <w:color w:val="0000EE"/>
-            <w:u w:val="single"/>
-          </w:rPr>
-          <w:t>1 Samuel 25:44</w:t>
-        </w:r>
-      </w:hyperlink>
-      <w:r>
-        <w:rPr>
-          <w:lang w:val="en_US" w:bidi="en_US"/>
-        </w:rPr>
-        <w:t>). But David later ended that marriage to bring her back (</w:t>
-      </w:r>
-      <w:hyperlink r:id="rId105">
-        <w:r>
-          <w:rPr>
-            <w:lang w:val="en_US" w:bidi="en_US"/>
-          </w:rPr>
-          <w:rPr>
-            <w:color w:val="0000EE"/>
-            <w:u w:val="single"/>
-          </w:rPr>
-          <w:t>2 Samuel 3:13–16</w:t>
-        </w:r>
-      </w:hyperlink>
-      <w:r>
-        <w:rPr>
-          <w:lang w:val="en_US" w:bidi="en_US"/>
-        </w:rPr>
-        <w:t>). Michal showed disrespect toward David when he danced happily before the ark of the covenant as it was brought into Jerusalem (</w:t>
-      </w:r>
-      <w:hyperlink r:id="rId108">
-        <w:r>
-          <w:rPr>
-            <w:lang w:val="en_US" w:bidi="en_US"/>
-          </w:rPr>
-          <w:rPr>
-            <w:color w:val="0000EE"/>
-            <w:u w:val="single"/>
-          </w:rPr>
-          <w:t>2 Samuel 6:16–23</w:t>
-        </w:r>
-      </w:hyperlink>
-      <w:r>
-        <w:rPr>
-          <w:lang w:val="en_US" w:bidi="en_US"/>
-        </w:rPr>
-        <w:t>). Because she showed disrespect toward King David, Michal was not able to have children.</w:t>
+          <w:u w:val="single"/>
+          <w:lang w:val="en_US" w:bidi="en_US"/>
+        </w:rPr>
+        <w:t>Passages for Further Study</w:t>
       </w:r>
     </w:p>
     <w:p>
@@ -3158,6 +4113,604 @@
           <w:lang w:val="en_US" w:bidi="en_US"/>
         </w:rPr>
       </w:r>
+      <w:hyperlink r:id="rId128">
+        <w:r>
+          <w:rPr>
+            <w:lang w:val="en_US" w:bidi="en_US"/>
+          </w:rPr>
+          <w:rPr>
+            <w:color w:val="0000EE"/>
+            <w:u w:val="single"/>
+          </w:rPr>
+          <w:t>Deuteronomy 23:3–6</w:t>
+        </w:r>
+      </w:hyperlink>
+      <w:r>
+        <w:rPr>
+          <w:lang w:val="en_US" w:bidi="en_US"/>
+        </w:rPr>
+      </w:r>
+      <w:r>
+        <w:rPr>
+          <w:lang w:val="en_US" w:bidi="en_US"/>
+        </w:rPr>
+      </w:r>
+    </w:p>
+    <w:p>
+      <w:pPr/>
+      <w:r>
+        <w:rPr>
+          <w:lang w:val="en_US" w:bidi="en_US"/>
+        </w:rPr>
+      </w:r>
+    </w:p>
+    <w:p>
+      <w:pPr>
+        <w:pStyle w:val="Heading2"/>
+      </w:pPr>
+      <w:r>
+        <w:rPr>
+          <w:lang w:val="en_US" w:bidi="en_US"/>
+        </w:rPr>
+        <w:t>Moses</w:t>
+      </w:r>
+      <w:r>
+        <w:rPr>
+          <w:lang w:val="en_US" w:bidi="en_US"/>
+        </w:rPr>
+      </w:r>
+    </w:p>
+    <w:p>
+      <w:pPr/>
+      <w:r>
+        <w:rPr>
+          <w:lang w:val="en_US" w:bidi="en_US"/>
+        </w:rPr>
+      </w:r>
+      <w:r>
+        <w:rPr>
+          <w:lang w:val="en_US" w:bidi="en_US"/>
+        </w:rPr>
+        <w:t>Moses was the first leader of Israel as a nation. God used Moses at a very important time in the history of his people. He was the prophet who received the law and mediated God's covenant (special agreement) with Israel at Mount Sinai (</w:t>
+      </w:r>
+      <w:hyperlink r:id="rId136">
+        <w:r>
+          <w:rPr>
+            <w:lang w:val="en_US" w:bidi="en_US"/>
+          </w:rPr>
+          <w:rPr>
+            <w:color w:val="0000EE"/>
+            <w:u w:val="single"/>
+          </w:rPr>
+          <w:t>Exodus 19:3–6</w:t>
+        </w:r>
+      </w:hyperlink>
+      <w:r>
+        <w:rPr>
+          <w:lang w:val="en_US" w:bidi="en_US"/>
+        </w:rPr>
+        <w:t>). He was also the first known writer of Scripture.</w:t>
+      </w:r>
+    </w:p>
+    <w:p>
+      <w:pPr/>
+      <w:r>
+        <w:rPr>
+          <w:lang w:val="en_US" w:bidi="en_US"/>
+        </w:rPr>
+      </w:r>
+      <w:r>
+        <w:rPr>
+          <w:lang w:val="en_US" w:bidi="en_US"/>
+        </w:rPr>
+        <w:t>Moses was the younger brother of Miriam and Aaron. He was born in Egypt during a dangerous time (</w:t>
+      </w:r>
+      <w:hyperlink r:id="rId137">
+        <w:r>
+          <w:rPr>
+            <w:lang w:val="en_US" w:bidi="en_US"/>
+          </w:rPr>
+          <w:rPr>
+            <w:color w:val="0000EE"/>
+            <w:u w:val="single"/>
+          </w:rPr>
+          <w:t>Exodus 1:15–2:2</w:t>
+        </w:r>
+      </w:hyperlink>
+      <w:r>
+        <w:rPr>
+          <w:lang w:val="en_US" w:bidi="en_US"/>
+        </w:rPr>
+        <w:t>). The Egyptian pharaoh, fearing a rebellion, ordered all Hebrew boys to be killed at birth. Moses' mother, Jochebed, trusted God and placed her baby in a reed basket on the Nile River. Pharaoh's daughter discovered him and raised him as her own child in the palace (</w:t>
+      </w:r>
+      <w:hyperlink r:id="rId138">
+        <w:r>
+          <w:rPr>
+            <w:lang w:val="en_US" w:bidi="en_US"/>
+          </w:rPr>
+          <w:rPr>
+            <w:color w:val="0000EE"/>
+            <w:u w:val="single"/>
+          </w:rPr>
+          <w:t>Exodus 2:3–10</w:t>
+        </w:r>
+      </w:hyperlink>
+      <w:r>
+        <w:rPr>
+          <w:lang w:val="en_US" w:bidi="en_US"/>
+        </w:rPr>
+        <w:t>).</w:t>
+      </w:r>
+    </w:p>
+    <w:p>
+      <w:pPr/>
+      <w:r>
+        <w:rPr>
+          <w:lang w:val="en_US" w:bidi="en_US"/>
+        </w:rPr>
+      </w:r>
+      <w:r>
+        <w:rPr>
+          <w:lang w:val="en_US" w:bidi="en_US"/>
+        </w:rPr>
+        <w:t>We do not know much about Moses' early life. Jewish tradition says he learned administration and military skills in Pharaoh's household. When he was about forty years old, he killed an Egyptian to save a Hebrew slave and then fled to Midian (</w:t>
+      </w:r>
+      <w:hyperlink r:id="rId139">
+        <w:r>
+          <w:rPr>
+            <w:lang w:val="en_US" w:bidi="en_US"/>
+          </w:rPr>
+          <w:rPr>
+            <w:color w:val="0000EE"/>
+            <w:u w:val="single"/>
+          </w:rPr>
+          <w:t>Exodus 2:11–15</w:t>
+        </w:r>
+      </w:hyperlink>
+      <w:r>
+        <w:rPr>
+          <w:lang w:val="en_US" w:bidi="en_US"/>
+        </w:rPr>
+        <w:t xml:space="preserve">; see also </w:t>
+      </w:r>
+      <w:hyperlink r:id="rId140">
+        <w:r>
+          <w:rPr>
+            <w:lang w:val="en_US" w:bidi="en_US"/>
+          </w:rPr>
+          <w:rPr>
+            <w:color w:val="0000EE"/>
+            <w:u w:val="single"/>
+          </w:rPr>
+          <w:t>Acts 7:23–29</w:t>
+        </w:r>
+      </w:hyperlink>
+      <w:r>
+        <w:rPr>
+          <w:lang w:val="en_US" w:bidi="en_US"/>
+        </w:rPr>
+        <w:t>). There, he saved young women from harassment while they watered their flocks. Their father, Jethro, invited Moses to his home. Moses married one of the women, Zipporah, and started a family while caring for his father-in-law's flocks.</w:t>
+      </w:r>
+    </w:p>
+    <w:p>
+      <w:pPr/>
+      <w:r>
+        <w:rPr>
+          <w:lang w:val="en_US" w:bidi="en_US"/>
+        </w:rPr>
+      </w:r>
+      <w:r>
+        <w:rPr>
+          <w:lang w:val="en_US" w:bidi="en_US"/>
+        </w:rPr>
+        <w:t>About forty years later, God appeared to Moses in a burning bush. He told Moses to return to Egypt to free his people from slavery (</w:t>
+      </w:r>
+      <w:hyperlink r:id="rId141">
+        <w:r>
+          <w:rPr>
+            <w:lang w:val="en_US" w:bidi="en_US"/>
+          </w:rPr>
+          <w:rPr>
+            <w:color w:val="0000EE"/>
+            <w:u w:val="single"/>
+          </w:rPr>
+          <w:t>Exodus 3:1–4:17</w:t>
+        </w:r>
+      </w:hyperlink>
+      <w:r>
+        <w:rPr>
+          <w:lang w:val="en_US" w:bidi="en_US"/>
+        </w:rPr>
+        <w:t>). Moses hesitated because he feared the Israelites would not accept him as their leader. So God revealed his covenant name, Yahweh, to Moses and chose Aaron to speak for Moses.</w:t>
+      </w:r>
+    </w:p>
+    <w:p>
+      <w:pPr/>
+      <w:r>
+        <w:rPr>
+          <w:lang w:val="en_US" w:bidi="en_US"/>
+        </w:rPr>
+      </w:r>
+      <w:r>
+        <w:rPr>
+          <w:lang w:val="en_US" w:bidi="en_US"/>
+        </w:rPr>
+        <w:t>Moses and Aaron traveled to Egypt and confronted Pharaoh. Pharaoh stubbornly refused Moses' demand to free the Israelite slaves. Moses announced a series of plagues, which eventually convinced Pharaoh to let the Israelites go. After they left Egypt, Pharaoh changed his mind and chased them to the Red Sea. God helped the Israelites cross safely by dividing the waters. The Egyptian army was destroyed when the waters closed over them.</w:t>
+      </w:r>
+    </w:p>
+    <w:p>
+      <w:pPr/>
+      <w:r>
+        <w:rPr>
+          <w:lang w:val="en_US" w:bidi="en_US"/>
+        </w:rPr>
+      </w:r>
+      <w:r>
+        <w:rPr>
+          <w:lang w:val="en_US" w:bidi="en_US"/>
+        </w:rPr>
+        <w:t>Moses led Israel to Mount Sinai, where he had met God at the burning bush. God revealed himself to Moses again on that mountain, giving him the law, including the Ten Commandments (</w:t>
+      </w:r>
+      <w:hyperlink r:id="rId142">
+        <w:r>
+          <w:rPr>
+            <w:lang w:val="en_US" w:bidi="en_US"/>
+          </w:rPr>
+          <w:rPr>
+            <w:color w:val="0000EE"/>
+            <w:u w:val="single"/>
+          </w:rPr>
+          <w:t>Exodus 20:1–23:19</w:t>
+        </w:r>
+      </w:hyperlink>
+      <w:r>
+        <w:rPr>
+          <w:lang w:val="en_US" w:bidi="en_US"/>
+        </w:rPr>
+        <w:t>). He also gave him instructions for building the tabernacle. When Moses came down from the mountain, he found the people had abandoned the true God by worshiping a gold calf (</w:t>
+      </w:r>
+      <w:hyperlink r:id="rId143">
+        <w:r>
+          <w:rPr>
+            <w:lang w:val="en_US" w:bidi="en_US"/>
+          </w:rPr>
+          <w:rPr>
+            <w:color w:val="0000EE"/>
+            <w:u w:val="single"/>
+          </w:rPr>
+          <w:t>Exodus 32</w:t>
+        </w:r>
+      </w:hyperlink>
+      <w:r>
+        <w:rPr>
+          <w:lang w:val="en_US" w:bidi="en_US"/>
+        </w:rPr>
+        <w:t>). Moses broke the two tablets of the law and gathered the Levites to punish some offenders with death. After praying for the people, he received a new copy of the law and led them in building the tabernacle.</w:t>
+      </w:r>
+    </w:p>
+    <w:p>
+      <w:pPr/>
+      <w:r>
+        <w:rPr>
+          <w:lang w:val="en_US" w:bidi="en_US"/>
+        </w:rPr>
+      </w:r>
+      <w:r>
+        <w:rPr>
+          <w:lang w:val="en_US" w:bidi="en_US"/>
+        </w:rPr>
+        <w:t>Moses led a complaining, rebellious, and distrustful group through the wilderness. Even his own brother and sister questioned his leadership, using his marriage to a Cushite woman as an excuse (</w:t>
+      </w:r>
+      <w:hyperlink r:id="rId144">
+        <w:r>
+          <w:rPr>
+            <w:lang w:val="en_US" w:bidi="en_US"/>
+          </w:rPr>
+          <w:rPr>
+            <w:color w:val="0000EE"/>
+            <w:u w:val="single"/>
+          </w:rPr>
+          <w:t>Numbers 12</w:t>
+        </w:r>
+      </w:hyperlink>
+      <w:r>
+        <w:rPr>
+          <w:lang w:val="en_US" w:bidi="en_US"/>
+        </w:rPr>
+        <w:t>). Moses responded with great humility, and God confirmed that Moses was his spokesperson and trusted friend.</w:t>
+      </w:r>
+    </w:p>
+    <w:p>
+      <w:pPr/>
+      <w:r>
+        <w:rPr>
+          <w:lang w:val="en_US" w:bidi="en_US"/>
+        </w:rPr>
+      </w:r>
+      <w:r>
+        <w:rPr>
+          <w:lang w:val="en_US" w:bidi="en_US"/>
+        </w:rPr>
+        <w:t>Moses was a great man, but he was not perfect. When the people tested his patience by complaining about the lack of water, Moses did not follow God's instructions. He struck a rock instead of speaking to it (</w:t>
+      </w:r>
+      <w:hyperlink r:id="rId145">
+        <w:r>
+          <w:rPr>
+            <w:lang w:val="en_US" w:bidi="en_US"/>
+          </w:rPr>
+          <w:rPr>
+            <w:color w:val="0000EE"/>
+            <w:u w:val="single"/>
+          </w:rPr>
+          <w:t>Numbers 20:1–13</w:t>
+        </w:r>
+      </w:hyperlink>
+      <w:r>
+        <w:rPr>
+          <w:lang w:val="en_US" w:bidi="en_US"/>
+        </w:rPr>
+        <w:t>). His actions did not show God's holiness, and he suggested that he brought the water by his own power (</w:t>
+      </w:r>
+      <w:hyperlink r:id="rId146">
+        <w:r>
+          <w:rPr>
+            <w:lang w:val="en_US" w:bidi="en_US"/>
+          </w:rPr>
+          <w:rPr>
+            <w:color w:val="0000EE"/>
+            <w:u w:val="single"/>
+          </w:rPr>
+          <w:t>Numbers 20:10</w:t>
+        </w:r>
+      </w:hyperlink>
+      <w:r>
+        <w:rPr>
+          <w:lang w:val="en_US" w:bidi="en_US"/>
+        </w:rPr>
+        <w:t xml:space="preserve">; compare </w:t>
+      </w:r>
+      <w:hyperlink r:id="rId147">
+        <w:r>
+          <w:rPr>
+            <w:lang w:val="en_US" w:bidi="en_US"/>
+          </w:rPr>
+          <w:rPr>
+            <w:color w:val="0000EE"/>
+            <w:u w:val="single"/>
+          </w:rPr>
+          <w:t>Psalms 106:32–33</w:t>
+        </w:r>
+      </w:hyperlink>
+      <w:r>
+        <w:rPr>
+          <w:lang w:val="en_US" w:bidi="en_US"/>
+        </w:rPr>
+        <w:t>). As a result, God did not allow him to enter the promised land.</w:t>
+      </w:r>
+    </w:p>
+    <w:p>
+      <w:pPr/>
+      <w:r>
+        <w:rPr>
+          <w:lang w:val="en_US" w:bidi="en_US"/>
+        </w:rPr>
+      </w:r>
+      <w:r>
+        <w:rPr>
+          <w:lang w:val="en_US" w:bidi="en_US"/>
+        </w:rPr>
+        <w:t>Before he died, Moses gave a final sermon, which we know as the book of Deuteronomy. The first generation of Israelites who left Egypt had died in the wilderness. Moses spoke to a new generation. He renewed the covenant with them, reminded them of its terms, and encouraged them to obey it and serve only the Lord.</w:t>
+      </w:r>
+    </w:p>
+    <w:p>
+      <w:pPr/>
+      <w:r>
+        <w:rPr>
+          <w:lang w:val="en_US" w:bidi="en_US"/>
+        </w:rPr>
+      </w:r>
+      <w:r>
+        <w:rPr>
+          <w:lang w:val="en_US" w:bidi="en_US"/>
+        </w:rPr>
+        <w:t>After delivering this sermon and before Israel entered Canaan, Moses climbed Pisgah Peak on Mount Nebo, where he died. “S</w:t>
+      </w:r>
+      <w:r>
+        <w:rPr>
+          <w:lang w:val="en_US" w:bidi="en_US"/>
+        </w:rPr>
+        <w:t>ince that time, no prophet has risen in Israel like Moses, whom the LORD knew face to face</w:t>
+      </w:r>
+      <w:r>
+        <w:rPr>
+          <w:lang w:val="en_US" w:bidi="en_US"/>
+        </w:rPr>
+        <w:t>” (</w:t>
+      </w:r>
+      <w:hyperlink r:id="rId148">
+        <w:r>
+          <w:rPr>
+            <w:lang w:val="en_US" w:bidi="en_US"/>
+          </w:rPr>
+          <w:rPr>
+            <w:color w:val="0000EE"/>
+            <w:u w:val="single"/>
+          </w:rPr>
+          <w:t>Deuteronomy 34:10</w:t>
+        </w:r>
+      </w:hyperlink>
+      <w:r>
+        <w:rPr>
+          <w:lang w:val="en_US" w:bidi="en_US"/>
+        </w:rPr>
+        <w:t>). Only Jesus surpassed Moses as a mediator between God and humans (</w:t>
+      </w:r>
+      <w:hyperlink r:id="rId149">
+        <w:r>
+          <w:rPr>
+            <w:lang w:val="en_US" w:bidi="en_US"/>
+          </w:rPr>
+          <w:rPr>
+            <w:color w:val="0000EE"/>
+            <w:u w:val="single"/>
+          </w:rPr>
+          <w:t>Acts 3:17–26</w:t>
+        </w:r>
+      </w:hyperlink>
+      <w:r>
+        <w:rPr>
+          <w:lang w:val="en_US" w:bidi="en_US"/>
+        </w:rPr>
+        <w:t xml:space="preserve">; </w:t>
+      </w:r>
+      <w:hyperlink r:id="rId150">
+        <w:r>
+          <w:rPr>
+            <w:lang w:val="en_US" w:bidi="en_US"/>
+          </w:rPr>
+          <w:rPr>
+            <w:color w:val="0000EE"/>
+            <w:u w:val="single"/>
+          </w:rPr>
+          <w:t>Hebrews 3</w:t>
+        </w:r>
+      </w:hyperlink>
+      <w:r>
+        <w:rPr>
+          <w:lang w:val="en_US" w:bidi="en_US"/>
+        </w:rPr>
+        <w:t>).</w:t>
+      </w:r>
+    </w:p>
+    <w:p>
+      <w:pPr/>
+      <w:r>
+        <w:rPr>
+          <w:lang w:val="en_US" w:bidi="en_US"/>
+        </w:rPr>
+      </w:r>
+      <w:r>
+        <w:rPr>
+          <w:lang w:val="en_US" w:bidi="en_US"/>
+        </w:rPr>
+        <w:t>Moses is mentioned in the New Testament more than any other person from the Old Testament. He appeared at Jesus' transfiguration (when Jesus' appearance was changed). The New Testament emphasizes his role as a lawgiver and uses his experiences to show what life under the new covenant is like. Like Moses, Jesus was saved as a baby from a ruler's evil plans (</w:t>
+      </w:r>
+      <w:hyperlink r:id="rId52">
+        <w:r>
+          <w:rPr>
+            <w:lang w:val="en_US" w:bidi="en_US"/>
+          </w:rPr>
+          <w:rPr>
+            <w:color w:val="0000EE"/>
+            <w:u w:val="single"/>
+          </w:rPr>
+          <w:t>Matthew 2:13–18</w:t>
+        </w:r>
+      </w:hyperlink>
+      <w:r>
+        <w:rPr>
+          <w:lang w:val="en_US" w:bidi="en_US"/>
+        </w:rPr>
+        <w:t xml:space="preserve">). Jesus' new law in his Sermon on the Mount mirrors the law given at Sinai (see </w:t>
+      </w:r>
+      <w:hyperlink r:id="rId151">
+        <w:r>
+          <w:rPr>
+            <w:lang w:val="en_US" w:bidi="en_US"/>
+          </w:rPr>
+          <w:rPr>
+            <w:color w:val="0000EE"/>
+            <w:u w:val="single"/>
+          </w:rPr>
+          <w:t>Matthew 5–7</w:t>
+        </w:r>
+      </w:hyperlink>
+      <w:r>
+        <w:rPr>
+          <w:lang w:val="en_US" w:bidi="en_US"/>
+        </w:rPr>
+        <w:t xml:space="preserve">). It shows Jesus as the true interpreter of God's will. The letter to the Hebrews compares Christ with Moses. Paul's letter to the Galatians and the Gospel of John contrast Moses' law with a believer's new relationship with God (see </w:t>
+      </w:r>
+      <w:hyperlink r:id="rId152">
+        <w:r>
+          <w:rPr>
+            <w:lang w:val="en_US" w:bidi="en_US"/>
+          </w:rPr>
+          <w:rPr>
+            <w:color w:val="0000EE"/>
+            <w:u w:val="single"/>
+          </w:rPr>
+          <w:t>John 1:17</w:t>
+        </w:r>
+      </w:hyperlink>
+      <w:r>
+        <w:rPr>
+          <w:lang w:val="en_US" w:bidi="en_US"/>
+        </w:rPr>
+        <w:t xml:space="preserve">; </w:t>
+      </w:r>
+      <w:hyperlink r:id="rId153">
+        <w:r>
+          <w:rPr>
+            <w:lang w:val="en_US" w:bidi="en_US"/>
+          </w:rPr>
+          <w:rPr>
+            <w:color w:val="0000EE"/>
+            <w:u w:val="single"/>
+          </w:rPr>
+          <w:t>Galatians 3:1–5</w:t>
+        </w:r>
+      </w:hyperlink>
+      <w:r>
+        <w:rPr>
+          <w:lang w:val="en_US" w:bidi="en_US"/>
+        </w:rPr>
+        <w:t xml:space="preserve">; </w:t>
+      </w:r>
+      <w:hyperlink r:id="rId154">
+        <w:r>
+          <w:rPr>
+            <w:lang w:val="en_US" w:bidi="en_US"/>
+          </w:rPr>
+          <w:rPr>
+            <w:color w:val="0000EE"/>
+            <w:u w:val="single"/>
+          </w:rPr>
+          <w:t>Hebrews 3:5–6</w:t>
+        </w:r>
+      </w:hyperlink>
+      <w:r>
+        <w:rPr>
+          <w:lang w:val="en_US" w:bidi="en_US"/>
+        </w:rPr>
+        <w:t xml:space="preserve">; </w:t>
+      </w:r>
+      <w:hyperlink r:id="rId155">
+        <w:r>
+          <w:rPr>
+            <w:lang w:val="en_US" w:bidi="en_US"/>
+          </w:rPr>
+          <w:rPr>
+            <w:color w:val="0000EE"/>
+            <w:u w:val="single"/>
+          </w:rPr>
+          <w:t>9:11–10:18</w:t>
+        </w:r>
+      </w:hyperlink>
+      <w:r>
+        <w:rPr>
+          <w:lang w:val="en_US" w:bidi="en_US"/>
+        </w:rPr>
+        <w:t>).</w:t>
+      </w:r>
+    </w:p>
+    <w:p>
+      <w:pPr/>
+      <w:r>
+        <w:rPr>
+          <w:lang w:val="en_US" w:bidi="en_US"/>
+        </w:rPr>
+      </w:r>
       <w:r>
         <w:rPr>
           <w:u w:val="single"/>
@@ -3173,16 +4726,16 @@
           <w:lang w:val="en_US" w:bidi="en_US"/>
         </w:rPr>
       </w:r>
-      <w:hyperlink r:id="rId102">
-        <w:r>
-          <w:rPr>
-            <w:lang w:val="en_US" w:bidi="en_US"/>
-          </w:rPr>
-          <w:rPr>
-            <w:color w:val="0000EE"/>
-            <w:u w:val="single"/>
-          </w:rPr>
-          <w:t>1 Samuel 14:49</w:t>
+      <w:hyperlink r:id="rId156">
+        <w:r>
+          <w:rPr>
+            <w:lang w:val="en_US" w:bidi="en_US"/>
+          </w:rPr>
+          <w:rPr>
+            <w:color w:val="0000EE"/>
+            <w:u w:val="single"/>
+          </w:rPr>
+          <w:t>Exodus 2:1–22</w:t>
         </w:r>
       </w:hyperlink>
       <w:r>
@@ -3191,16 +4744,16 @@
         </w:rPr>
         <w:t xml:space="preserve">; </w:t>
       </w:r>
-      <w:hyperlink r:id="rId109">
-        <w:r>
-          <w:rPr>
-            <w:lang w:val="en_US" w:bidi="en_US"/>
-          </w:rPr>
-          <w:rPr>
-            <w:color w:val="0000EE"/>
-            <w:u w:val="single"/>
-          </w:rPr>
-          <w:t>18:17–30</w:t>
+      <w:hyperlink r:id="rId157">
+        <w:r>
+          <w:rPr>
+            <w:lang w:val="en_US" w:bidi="en_US"/>
+          </w:rPr>
+          <w:rPr>
+            <w:color w:val="0000EE"/>
+            <w:u w:val="single"/>
+          </w:rPr>
+          <w:t>3:1–19:25</w:t>
         </w:r>
       </w:hyperlink>
       <w:r>
@@ -3209,16 +4762,16 @@
         </w:rPr>
         <w:t xml:space="preserve">; </w:t>
       </w:r>
-      <w:hyperlink r:id="rId106">
-        <w:r>
-          <w:rPr>
-            <w:lang w:val="en_US" w:bidi="en_US"/>
-          </w:rPr>
-          <w:rPr>
-            <w:color w:val="0000EE"/>
-            <w:u w:val="single"/>
-          </w:rPr>
-          <w:t>19:11–17</w:t>
+      <w:hyperlink r:id="rId158">
+        <w:r>
+          <w:rPr>
+            <w:lang w:val="en_US" w:bidi="en_US"/>
+          </w:rPr>
+          <w:rPr>
+            <w:color w:val="0000EE"/>
+            <w:u w:val="single"/>
+          </w:rPr>
+          <w:t>20:19–21</w:t>
         </w:r>
       </w:hyperlink>
       <w:r>
@@ -3227,16 +4780,16 @@
         </w:rPr>
         <w:t xml:space="preserve">; </w:t>
       </w:r>
-      <w:hyperlink r:id="rId105">
-        <w:r>
-          <w:rPr>
-            <w:lang w:val="en_US" w:bidi="en_US"/>
-          </w:rPr>
-          <w:rPr>
-            <w:color w:val="0000EE"/>
-            <w:u w:val="single"/>
-          </w:rPr>
-          <w:t>2 Samuel 3:13–16</w:t>
+      <w:hyperlink r:id="rId159">
+        <w:r>
+          <w:rPr>
+            <w:lang w:val="en_US" w:bidi="en_US"/>
+          </w:rPr>
+          <w:rPr>
+            <w:color w:val="0000EE"/>
+            <w:u w:val="single"/>
+          </w:rPr>
+          <w:t>24:1–18</w:t>
         </w:r>
       </w:hyperlink>
       <w:r>
@@ -3245,94 +4798,16 @@
         </w:rPr>
         <w:t xml:space="preserve">; </w:t>
       </w:r>
-      <w:hyperlink r:id="rId108">
-        <w:r>
-          <w:rPr>
-            <w:lang w:val="en_US" w:bidi="en_US"/>
-          </w:rPr>
-          <w:rPr>
-            <w:color w:val="0000EE"/>
-            <w:u w:val="single"/>
-          </w:rPr>
-          <w:t>6:16–23</w:t>
-        </w:r>
-      </w:hyperlink>
-      <w:r>
-        <w:rPr>
-          <w:lang w:val="en_US" w:bidi="en_US"/>
-        </w:rPr>
-      </w:r>
-      <w:r>
-        <w:rPr>
-          <w:lang w:val="en_US" w:bidi="en_US"/>
-        </w:rPr>
-      </w:r>
-    </w:p>
-    <w:p>
-      <w:pPr/>
-      <w:r>
-        <w:rPr>
-          <w:lang w:val="en_US" w:bidi="en_US"/>
-        </w:rPr>
-      </w:r>
-    </w:p>
-    <w:p>
-      <w:pPr>
-        <w:pStyle w:val="Heading2"/>
-      </w:pPr>
-      <w:r>
-        <w:rPr>
-          <w:lang w:val="en_US" w:bidi="en_US"/>
-        </w:rPr>
-        <w:t>Moab and Ammon</w:t>
-      </w:r>
-      <w:r>
-        <w:rPr>
-          <w:lang w:val="en_US" w:bidi="en_US"/>
-        </w:rPr>
-      </w:r>
-    </w:p>
-    <w:p>
-      <w:pPr/>
-      <w:r>
-        <w:rPr>
-          <w:lang w:val="en_US" w:bidi="en_US"/>
-        </w:rPr>
-      </w:r>
-      <w:r>
-        <w:rPr>
-          <w:lang w:val="en_US" w:bidi="en_US"/>
-        </w:rPr>
-        <w:t>The Moabites descended from Moab, the son of Lot and his oldest daughter (</w:t>
-      </w:r>
-      <w:hyperlink r:id="rId110">
-        <w:r>
-          <w:rPr>
-            <w:lang w:val="en_US" w:bidi="en_US"/>
-          </w:rPr>
-          <w:rPr>
-            <w:color w:val="0000EE"/>
-            <w:u w:val="single"/>
-          </w:rPr>
-          <w:t>Genesis 19:36–38</w:t>
-        </w:r>
-      </w:hyperlink>
-      <w:r>
-        <w:rPr>
-          <w:lang w:val="en_US" w:bidi="en_US"/>
-        </w:rPr>
-        <w:t xml:space="preserve">). They settled on the high plateau east of the Dead Sea. Most of Moab is gently rolling tableland divided by ravines. Even at its peak, ancient Moab covered a small area, but its location on the King’s Highway was strategically important (see </w:t>
-      </w:r>
-      <w:hyperlink r:id="rId111">
-        <w:r>
-          <w:rPr>
-            <w:lang w:val="en_US" w:bidi="en_US"/>
-          </w:rPr>
-          <w:rPr>
-            <w:color w:val="0000EE"/>
-            <w:u w:val="single"/>
-          </w:rPr>
-          <w:t>Numbers 21:21–22</w:t>
+      <w:hyperlink r:id="rId160">
+        <w:r>
+          <w:rPr>
+            <w:lang w:val="en_US" w:bidi="en_US"/>
+          </w:rPr>
+          <w:rPr>
+            <w:color w:val="0000EE"/>
+            <w:u w:val="single"/>
+          </w:rPr>
+          <w:t>31:18</w:t>
         </w:r>
       </w:hyperlink>
       <w:r>
@@ -3341,48 +4816,124 @@
         </w:rPr>
         <w:t xml:space="preserve">; </w:t>
       </w:r>
-      <w:hyperlink r:id="rId112">
-        <w:r>
-          <w:rPr>
-            <w:lang w:val="en_US" w:bidi="en_US"/>
-          </w:rPr>
-          <w:rPr>
-            <w:color w:val="0000EE"/>
-            <w:u w:val="single"/>
-          </w:rPr>
-          <w:t>Judges 11:15–18</w:t>
-        </w:r>
-      </w:hyperlink>
-      <w:r>
-        <w:rPr>
-          <w:lang w:val="en_US" w:bidi="en_US"/>
-        </w:rPr>
-        <w:t xml:space="preserve">). </w:t>
-      </w:r>
-    </w:p>
-    <w:p>
-      <w:pPr/>
-      <w:r>
-        <w:rPr>
-          <w:lang w:val="en_US" w:bidi="en_US"/>
-        </w:rPr>
-      </w:r>
-      <w:r>
-        <w:rPr>
-          <w:lang w:val="en_US" w:bidi="en_US"/>
-        </w:rPr>
-        <w:t xml:space="preserve">Before the Israelites passed through the Transjordan, the Moabites were under the control of Sihon, the Amorite king who ruled at Heshbon (see </w:t>
-      </w:r>
-      <w:hyperlink r:id="rId113">
-        <w:r>
-          <w:rPr>
-            <w:lang w:val="en_US" w:bidi="en_US"/>
-          </w:rPr>
-          <w:rPr>
-            <w:color w:val="0000EE"/>
-            <w:u w:val="single"/>
-          </w:rPr>
-          <w:t>Numbers 21:13</w:t>
+      <w:hyperlink r:id="rId161">
+        <w:r>
+          <w:rPr>
+            <w:lang w:val="en_US" w:bidi="en_US"/>
+          </w:rPr>
+          <w:rPr>
+            <w:color w:val="0000EE"/>
+            <w:u w:val="single"/>
+          </w:rPr>
+          <w:t>32:1–34:35</w:t>
+        </w:r>
+      </w:hyperlink>
+      <w:r>
+        <w:rPr>
+          <w:lang w:val="en_US" w:bidi="en_US"/>
+        </w:rPr>
+        <w:t xml:space="preserve">; </w:t>
+      </w:r>
+      <w:hyperlink r:id="rId162">
+        <w:r>
+          <w:rPr>
+            <w:lang w:val="en_US" w:bidi="en_US"/>
+          </w:rPr>
+          <w:rPr>
+            <w:color w:val="0000EE"/>
+            <w:u w:val="single"/>
+          </w:rPr>
+          <w:t>39:42–43</w:t>
+        </w:r>
+      </w:hyperlink>
+      <w:r>
+        <w:rPr>
+          <w:lang w:val="en_US" w:bidi="en_US"/>
+        </w:rPr>
+        <w:t xml:space="preserve">; </w:t>
+      </w:r>
+      <w:hyperlink r:id="rId163">
+        <w:r>
+          <w:rPr>
+            <w:lang w:val="en_US" w:bidi="en_US"/>
+          </w:rPr>
+          <w:rPr>
+            <w:color w:val="0000EE"/>
+            <w:u w:val="single"/>
+          </w:rPr>
+          <w:t>40:16</w:t>
+        </w:r>
+      </w:hyperlink>
+      <w:r>
+        <w:rPr>
+          <w:lang w:val="en_US" w:bidi="en_US"/>
+        </w:rPr>
+        <w:t xml:space="preserve">; </w:t>
+      </w:r>
+      <w:hyperlink r:id="rId164">
+        <w:r>
+          <w:rPr>
+            <w:lang w:val="en_US" w:bidi="en_US"/>
+          </w:rPr>
+          <w:rPr>
+            <w:color w:val="0000EE"/>
+            <w:u w:val="single"/>
+          </w:rPr>
+          <w:t>Leviticus 8:1–36</w:t>
+        </w:r>
+      </w:hyperlink>
+      <w:r>
+        <w:rPr>
+          <w:lang w:val="en_US" w:bidi="en_US"/>
+        </w:rPr>
+        <w:t xml:space="preserve">; </w:t>
+      </w:r>
+      <w:hyperlink r:id="rId165">
+        <w:r>
+          <w:rPr>
+            <w:lang w:val="en_US" w:bidi="en_US"/>
+          </w:rPr>
+          <w:rPr>
+            <w:color w:val="0000EE"/>
+            <w:u w:val="single"/>
+          </w:rPr>
+          <w:t>10:1–20</w:t>
+        </w:r>
+      </w:hyperlink>
+      <w:r>
+        <w:rPr>
+          <w:lang w:val="en_US" w:bidi="en_US"/>
+        </w:rPr>
+        <w:t xml:space="preserve">; </w:t>
+      </w:r>
+      <w:hyperlink r:id="rId166">
+        <w:r>
+          <w:rPr>
+            <w:lang w:val="en_US" w:bidi="en_US"/>
+          </w:rPr>
+          <w:rPr>
+            <w:color w:val="0000EE"/>
+            <w:u w:val="single"/>
+          </w:rPr>
+          <w:t>24:10–23</w:t>
+        </w:r>
+      </w:hyperlink>
+      <w:r>
+        <w:rPr>
+          <w:lang w:val="en_US" w:bidi="en_US"/>
+        </w:rPr>
+        <w:t xml:space="preserve">; </w:t>
+      </w:r>
+      <w:hyperlink r:id="rId167">
+        <w:r>
+          <w:rPr>
+            <w:lang w:val="en_US" w:bidi="en_US"/>
+          </w:rPr>
+          <w:rPr>
+            <w:color w:val="0000EE"/>
+            <w:u w:val="single"/>
+          </w:rPr>
+          <w:t>Numbers 7:1–11</w:t>
         </w:r>
       </w:hyperlink>
       <w:r>
@@ -3391,34 +4942,16 @@
         </w:rPr>
         <w:t xml:space="preserve">, </w:t>
       </w:r>
-      <w:hyperlink r:id="rId114">
-        <w:r>
-          <w:rPr>
-            <w:lang w:val="en_US" w:bidi="en_US"/>
-          </w:rPr>
-          <w:rPr>
-            <w:color w:val="0000EE"/>
-            <w:u w:val="single"/>
-          </w:rPr>
-          <w:t>26</w:t>
-        </w:r>
-      </w:hyperlink>
-      <w:r>
-        <w:rPr>
-          <w:lang w:val="en_US" w:bidi="en_US"/>
-        </w:rPr>
-        <w:t>). After Israel defeated Sihon, King Balak of Moab feared Israel might conquer his land, and Moab waged war against them (</w:t>
-      </w:r>
-      <w:hyperlink r:id="rId115">
-        <w:r>
-          <w:rPr>
-            <w:lang w:val="en_US" w:bidi="en_US"/>
-          </w:rPr>
-          <w:rPr>
-            <w:color w:val="0000EE"/>
-            <w:u w:val="single"/>
-          </w:rPr>
-          <w:t>Numbers 22:1–25:3</w:t>
+      <w:hyperlink r:id="rId168">
+        <w:r>
+          <w:rPr>
+            <w:lang w:val="en_US" w:bidi="en_US"/>
+          </w:rPr>
+          <w:rPr>
+            <w:color w:val="0000EE"/>
+            <w:u w:val="single"/>
+          </w:rPr>
+          <w:t>89</w:t>
         </w:r>
       </w:hyperlink>
       <w:r>
@@ -3427,34 +4960,16 @@
         </w:rPr>
         <w:t xml:space="preserve">; </w:t>
       </w:r>
-      <w:hyperlink r:id="rId116">
-        <w:r>
-          <w:rPr>
-            <w:lang w:val="en_US" w:bidi="en_US"/>
-          </w:rPr>
-          <w:rPr>
-            <w:color w:val="0000EE"/>
-            <w:u w:val="single"/>
-          </w:rPr>
-          <w:t>Joshua 24:9</w:t>
-        </w:r>
-      </w:hyperlink>
-      <w:r>
-        <w:rPr>
-          <w:lang w:val="en_US" w:bidi="en_US"/>
-        </w:rPr>
-        <w:t>). From that time onward, Moab and Israel were often in conflict (</w:t>
-      </w:r>
-      <w:hyperlink r:id="rId117">
-        <w:r>
-          <w:rPr>
-            <w:lang w:val="en_US" w:bidi="en_US"/>
-          </w:rPr>
-          <w:rPr>
-            <w:color w:val="0000EE"/>
-            <w:u w:val="single"/>
-          </w:rPr>
-          <w:t>Judges 3:12–30</w:t>
+      <w:hyperlink r:id="rId169">
+        <w:r>
+          <w:rPr>
+            <w:lang w:val="en_US" w:bidi="en_US"/>
+          </w:rPr>
+          <w:rPr>
+            <w:color w:val="0000EE"/>
+            <w:u w:val="single"/>
+          </w:rPr>
+          <w:t>9:1–14</w:t>
         </w:r>
       </w:hyperlink>
       <w:r>
@@ -3463,16 +4978,16 @@
         </w:rPr>
         <w:t xml:space="preserve">; </w:t>
       </w:r>
-      <w:hyperlink r:id="rId118">
-        <w:r>
-          <w:rPr>
-            <w:lang w:val="en_US" w:bidi="en_US"/>
-          </w:rPr>
-          <w:rPr>
-            <w:color w:val="0000EE"/>
-            <w:u w:val="single"/>
-          </w:rPr>
-          <w:t>1 Samuel 14:47</w:t>
+      <w:hyperlink r:id="rId170">
+        <w:r>
+          <w:rPr>
+            <w:lang w:val="en_US" w:bidi="en_US"/>
+          </w:rPr>
+          <w:rPr>
+            <w:color w:val="0000EE"/>
+            <w:u w:val="single"/>
+          </w:rPr>
+          <w:t>10:29–14:45</w:t>
         </w:r>
       </w:hyperlink>
       <w:r>
@@ -3481,16 +4996,16 @@
         </w:rPr>
         <w:t xml:space="preserve">; </w:t>
       </w:r>
-      <w:hyperlink r:id="rId119">
-        <w:r>
-          <w:rPr>
-            <w:lang w:val="en_US" w:bidi="en_US"/>
-          </w:rPr>
-          <w:rPr>
-            <w:color w:val="0000EE"/>
-            <w:u w:val="single"/>
-          </w:rPr>
-          <w:t>2 Samuel 8:2</w:t>
+      <w:hyperlink r:id="rId171">
+        <w:r>
+          <w:rPr>
+            <w:lang w:val="en_US" w:bidi="en_US"/>
+          </w:rPr>
+          <w:rPr>
+            <w:color w:val="0000EE"/>
+            <w:u w:val="single"/>
+          </w:rPr>
+          <w:t>15:32–36</w:t>
         </w:r>
       </w:hyperlink>
       <w:r>
@@ -3499,120 +5014,16 @@
         </w:rPr>
         <w:t xml:space="preserve">; </w:t>
       </w:r>
-      <w:hyperlink r:id="rId120">
-        <w:r>
-          <w:rPr>
-            <w:lang w:val="en_US" w:bidi="en_US"/>
-          </w:rPr>
-          <w:rPr>
-            <w:color w:val="0000EE"/>
-            <w:u w:val="single"/>
-          </w:rPr>
-          <w:t>2 Kings 3</w:t>
-        </w:r>
-      </w:hyperlink>
-      <w:r>
-        <w:rPr>
-          <w:lang w:val="en_US" w:bidi="en_US"/>
-        </w:rPr>
-        <w:t>). But there were also times of peace between them (</w:t>
-      </w:r>
-      <w:hyperlink r:id="rId121">
-        <w:r>
-          <w:rPr>
-            <w:lang w:val="en_US" w:bidi="en_US"/>
-          </w:rPr>
-          <w:rPr>
-            <w:color w:val="0000EE"/>
-            <w:u w:val="single"/>
-          </w:rPr>
-          <w:t>Ruth 1:1–2</w:t>
-        </w:r>
-      </w:hyperlink>
-      <w:r>
-        <w:rPr>
-          <w:lang w:val="en_US" w:bidi="en_US"/>
-        </w:rPr>
-        <w:t>). A Moabite woman named Ruth showed great kindness to her Israelite mother-in-law, Naomi, who experienced many tragedies. Ruth became part of the family line that produced King David and Jesus.</w:t>
-      </w:r>
-    </w:p>
-    <w:p>
-      <w:pPr/>
-      <w:r>
-        <w:rPr>
-          <w:lang w:val="en_US" w:bidi="en_US"/>
-        </w:rPr>
-      </w:r>
-      <w:r>
-        <w:rPr>
-          <w:lang w:val="en_US" w:bidi="en_US"/>
-        </w:rPr>
-        <w:t>The Ammonites were descendants of Ammon, the son of Lot's younger daughter (</w:t>
-      </w:r>
-      <w:hyperlink r:id="rId110">
-        <w:r>
-          <w:rPr>
-            <w:lang w:val="en_US" w:bidi="en_US"/>
-          </w:rPr>
-          <w:rPr>
-            <w:color w:val="0000EE"/>
-            <w:u w:val="single"/>
-          </w:rPr>
-          <w:t>Genesis 19:36–38</w:t>
-        </w:r>
-      </w:hyperlink>
-      <w:r>
-        <w:rPr>
-          <w:lang w:val="en_US" w:bidi="en_US"/>
-        </w:rPr>
-        <w:t>). They settled in the Transjordan area, northeast of the Dead Sea. When the Israelites arrived after leaving Egypt, God told them not to take Ammonite land, as it belonged to Lot's descendants (</w:t>
-      </w:r>
-      <w:hyperlink r:id="rId122">
-        <w:r>
-          <w:rPr>
-            <w:lang w:val="en_US" w:bidi="en_US"/>
-          </w:rPr>
-          <w:rPr>
-            <w:color w:val="0000EE"/>
-            <w:u w:val="single"/>
-          </w:rPr>
-          <w:t>Deuteronomy 2:18–19</w:t>
-        </w:r>
-      </w:hyperlink>
-      <w:r>
-        <w:rPr>
-          <w:lang w:val="en_US" w:bidi="en_US"/>
-        </w:rPr>
-        <w:t xml:space="preserve">, </w:t>
-      </w:r>
-      <w:hyperlink r:id="rId123">
-        <w:r>
-          <w:rPr>
-            <w:lang w:val="en_US" w:bidi="en_US"/>
-          </w:rPr>
-          <w:rPr>
-            <w:color w:val="0000EE"/>
-            <w:u w:val="single"/>
-          </w:rPr>
-          <w:t>37</w:t>
-        </w:r>
-      </w:hyperlink>
-      <w:r>
-        <w:rPr>
-          <w:lang w:val="en_US" w:bidi="en_US"/>
-        </w:rPr>
-        <w:t>). The Ammonites helped the Moabites fight against Israel and were banned from joining the Lord's congregation for ten generations (</w:t>
-      </w:r>
-      <w:hyperlink r:id="rId124">
-        <w:r>
-          <w:rPr>
-            <w:lang w:val="en_US" w:bidi="en_US"/>
-          </w:rPr>
-          <w:rPr>
-            <w:color w:val="0000EE"/>
-            <w:u w:val="single"/>
-          </w:rPr>
-          <w:t>Deuteronomy 23:3–6</w:t>
+      <w:hyperlink r:id="rId172">
+        <w:r>
+          <w:rPr>
+            <w:lang w:val="en_US" w:bidi="en_US"/>
+          </w:rPr>
+          <w:rPr>
+            <w:color w:val="0000EE"/>
+            <w:u w:val="single"/>
+          </w:rPr>
+          <w:t>16:1–17:13</w:t>
         </w:r>
       </w:hyperlink>
       <w:r>
@@ -3621,52 +5032,16 @@
         </w:rPr>
         <w:t xml:space="preserve">; </w:t>
       </w:r>
-      <w:hyperlink r:id="rId125">
-        <w:r>
-          <w:rPr>
-            <w:lang w:val="en_US" w:bidi="en_US"/>
-          </w:rPr>
-          <w:rPr>
-            <w:color w:val="0000EE"/>
-            <w:u w:val="single"/>
-          </w:rPr>
-          <w:t>Nehemiah 13:1–2</w:t>
-        </w:r>
-      </w:hyperlink>
-      <w:r>
-        <w:rPr>
-          <w:lang w:val="en_US" w:bidi="en_US"/>
-        </w:rPr>
-        <w:t xml:space="preserve">; see </w:t>
-      </w:r>
-      <w:hyperlink r:id="rId115">
-        <w:r>
-          <w:rPr>
-            <w:lang w:val="en_US" w:bidi="en_US"/>
-          </w:rPr>
-          <w:rPr>
-            <w:color w:val="0000EE"/>
-            <w:u w:val="single"/>
-          </w:rPr>
-          <w:t>Numbers 22:1–25:3</w:t>
-        </w:r>
-      </w:hyperlink>
-      <w:r>
-        <w:rPr>
-          <w:lang w:val="en_US" w:bidi="en_US"/>
-        </w:rPr>
-        <w:t>). After that, the Ammonites often fought with Israel (</w:t>
-      </w:r>
-      <w:hyperlink r:id="rId126">
-        <w:r>
-          <w:rPr>
-            <w:lang w:val="en_US" w:bidi="en_US"/>
-          </w:rPr>
-          <w:rPr>
-            <w:color w:val="0000EE"/>
-            <w:u w:val="single"/>
-          </w:rPr>
-          <w:t>Judges 10–11</w:t>
+      <w:hyperlink r:id="rId173">
+        <w:r>
+          <w:rPr>
+            <w:lang w:val="en_US" w:bidi="en_US"/>
+          </w:rPr>
+          <w:rPr>
+            <w:color w:val="0000EE"/>
+            <w:u w:val="single"/>
+          </w:rPr>
+          <w:t>20:1–29</w:t>
         </w:r>
       </w:hyperlink>
       <w:r>
@@ -3675,16 +5050,16 @@
         </w:rPr>
         <w:t xml:space="preserve">; </w:t>
       </w:r>
-      <w:hyperlink r:id="rId127">
-        <w:r>
-          <w:rPr>
-            <w:lang w:val="en_US" w:bidi="en_US"/>
-          </w:rPr>
-          <w:rPr>
-            <w:color w:val="0000EE"/>
-            <w:u w:val="single"/>
-          </w:rPr>
-          <w:t>1 Samuel 11</w:t>
+      <w:hyperlink r:id="rId174">
+        <w:r>
+          <w:rPr>
+            <w:lang w:val="en_US" w:bidi="en_US"/>
+          </w:rPr>
+          <w:rPr>
+            <w:color w:val="0000EE"/>
+            <w:u w:val="single"/>
+          </w:rPr>
+          <w:t>21:4–9</w:t>
         </w:r>
       </w:hyperlink>
       <w:r>
@@ -3693,16 +5068,16 @@
         </w:rPr>
         <w:t xml:space="preserve">; </w:t>
       </w:r>
-      <w:hyperlink r:id="rId118">
-        <w:r>
-          <w:rPr>
-            <w:lang w:val="en_US" w:bidi="en_US"/>
-          </w:rPr>
-          <w:rPr>
-            <w:color w:val="0000EE"/>
-            <w:u w:val="single"/>
-          </w:rPr>
-          <w:t>14:47</w:t>
+      <w:hyperlink r:id="rId175">
+        <w:r>
+          <w:rPr>
+            <w:lang w:val="en_US" w:bidi="en_US"/>
+          </w:rPr>
+          <w:rPr>
+            <w:color w:val="0000EE"/>
+            <w:u w:val="single"/>
+          </w:rPr>
+          <w:t>25:1–5</w:t>
         </w:r>
       </w:hyperlink>
       <w:r>
@@ -3711,16 +5086,16 @@
         </w:rPr>
         <w:t xml:space="preserve">; </w:t>
       </w:r>
-      <w:hyperlink r:id="rId128">
-        <w:r>
-          <w:rPr>
-            <w:lang w:val="en_US" w:bidi="en_US"/>
-          </w:rPr>
-          <w:rPr>
-            <w:color w:val="0000EE"/>
-            <w:u w:val="single"/>
-          </w:rPr>
-          <w:t>1 Chronicles 20:1–3</w:t>
+      <w:hyperlink r:id="rId176">
+        <w:r>
+          <w:rPr>
+            <w:lang w:val="en_US" w:bidi="en_US"/>
+          </w:rPr>
+          <w:rPr>
+            <w:color w:val="0000EE"/>
+            <w:u w:val="single"/>
+          </w:rPr>
+          <w:t>27:1–23</w:t>
         </w:r>
       </w:hyperlink>
       <w:r>
@@ -3729,34 +5104,16 @@
         </w:rPr>
         <w:t xml:space="preserve">; </w:t>
       </w:r>
-      <w:hyperlink r:id="rId129">
-        <w:r>
-          <w:rPr>
-            <w:lang w:val="en_US" w:bidi="en_US"/>
-          </w:rPr>
-          <w:rPr>
-            <w:color w:val="0000EE"/>
-            <w:u w:val="single"/>
-          </w:rPr>
-          <w:t>2 Chronicles 20:1–24</w:t>
-        </w:r>
-      </w:hyperlink>
-      <w:r>
-        <w:rPr>
-          <w:lang w:val="en_US" w:bidi="en_US"/>
-        </w:rPr>
-        <w:t>). But, David seemed to have allied with them for a while (</w:t>
-      </w:r>
-      <w:hyperlink r:id="rId130">
-        <w:r>
-          <w:rPr>
-            <w:lang w:val="en_US" w:bidi="en_US"/>
-          </w:rPr>
-          <w:rPr>
-            <w:color w:val="0000EE"/>
-            <w:u w:val="single"/>
-          </w:rPr>
-          <w:t>2 Samuel 17:27–29</w:t>
+      <w:hyperlink r:id="rId177">
+        <w:r>
+          <w:rPr>
+            <w:lang w:val="en_US" w:bidi="en_US"/>
+          </w:rPr>
+          <w:rPr>
+            <w:color w:val="0000EE"/>
+            <w:u w:val="single"/>
+          </w:rPr>
+          <w:t>31:1–32:33</w:t>
         </w:r>
       </w:hyperlink>
       <w:r>
@@ -3765,489 +5122,16 @@
         </w:rPr>
         <w:t xml:space="preserve">; </w:t>
       </w:r>
-      <w:hyperlink r:id="rId131">
-        <w:r>
-          <w:rPr>
-            <w:lang w:val="en_US" w:bidi="en_US"/>
-          </w:rPr>
-          <w:rPr>
-            <w:color w:val="0000EE"/>
-            <w:u w:val="single"/>
-          </w:rPr>
-          <w:t>23:37</w:t>
-        </w:r>
-      </w:hyperlink>
-      <w:r>
-        <w:rPr>
-          <w:lang w:val="en_US" w:bidi="en_US"/>
-        </w:rPr>
-        <w:t>).</w:t>
-      </w:r>
-    </w:p>
-    <w:p>
-      <w:pPr/>
-      <w:r>
-        <w:rPr>
-          <w:lang w:val="en_US" w:bidi="en_US"/>
-        </w:rPr>
-      </w:r>
-      <w:r>
-        <w:rPr>
-          <w:u w:val="single"/>
-          <w:lang w:val="en_US" w:bidi="en_US"/>
-        </w:rPr>
-        <w:t>Passages for Further Study</w:t>
-      </w:r>
-    </w:p>
-    <w:p>
-      <w:pPr/>
-      <w:r>
-        <w:rPr>
-          <w:lang w:val="en_US" w:bidi="en_US"/>
-        </w:rPr>
-      </w:r>
-      <w:hyperlink r:id="rId124">
-        <w:r>
-          <w:rPr>
-            <w:lang w:val="en_US" w:bidi="en_US"/>
-          </w:rPr>
-          <w:rPr>
-            <w:color w:val="0000EE"/>
-            <w:u w:val="single"/>
-          </w:rPr>
-          <w:t>Deuteronomy 23:3–6</w:t>
-        </w:r>
-      </w:hyperlink>
-      <w:r>
-        <w:rPr>
-          <w:lang w:val="en_US" w:bidi="en_US"/>
-        </w:rPr>
-      </w:r>
-      <w:r>
-        <w:rPr>
-          <w:lang w:val="en_US" w:bidi="en_US"/>
-        </w:rPr>
-      </w:r>
-    </w:p>
-    <w:p>
-      <w:pPr/>
-      <w:r>
-        <w:rPr>
-          <w:lang w:val="en_US" w:bidi="en_US"/>
-        </w:rPr>
-      </w:r>
-    </w:p>
-    <w:p>
-      <w:pPr>
-        <w:pStyle w:val="Heading2"/>
-      </w:pPr>
-      <w:r>
-        <w:rPr>
-          <w:lang w:val="en_US" w:bidi="en_US"/>
-        </w:rPr>
-        <w:t>Moses</w:t>
-      </w:r>
-      <w:r>
-        <w:rPr>
-          <w:lang w:val="en_US" w:bidi="en_US"/>
-        </w:rPr>
-      </w:r>
-    </w:p>
-    <w:p>
-      <w:pPr/>
-      <w:r>
-        <w:rPr>
-          <w:lang w:val="en_US" w:bidi="en_US"/>
-        </w:rPr>
-      </w:r>
-      <w:r>
-        <w:rPr>
-          <w:lang w:val="en_US" w:bidi="en_US"/>
-        </w:rPr>
-        <w:t>Moses was the first leader of Israel as a nation. God used Moses at a very important time in the history of his people. He was the prophet who received the law and mediated God's covenant (special agreement) with Israel at Mount Sinai (</w:t>
-      </w:r>
-      <w:hyperlink r:id="rId132">
-        <w:r>
-          <w:rPr>
-            <w:lang w:val="en_US" w:bidi="en_US"/>
-          </w:rPr>
-          <w:rPr>
-            <w:color w:val="0000EE"/>
-            <w:u w:val="single"/>
-          </w:rPr>
-          <w:t>Exodus 19:3–6</w:t>
-        </w:r>
-      </w:hyperlink>
-      <w:r>
-        <w:rPr>
-          <w:lang w:val="en_US" w:bidi="en_US"/>
-        </w:rPr>
-        <w:t>). He was also the first known writer of Scripture.</w:t>
-      </w:r>
-    </w:p>
-    <w:p>
-      <w:pPr/>
-      <w:r>
-        <w:rPr>
-          <w:lang w:val="en_US" w:bidi="en_US"/>
-        </w:rPr>
-      </w:r>
-      <w:r>
-        <w:rPr>
-          <w:lang w:val="en_US" w:bidi="en_US"/>
-        </w:rPr>
-        <w:t>Moses was the younger brother of Miriam and Aaron. He was born in Egypt during a dangerous time (</w:t>
-      </w:r>
-      <w:hyperlink r:id="rId133">
-        <w:r>
-          <w:rPr>
-            <w:lang w:val="en_US" w:bidi="en_US"/>
-          </w:rPr>
-          <w:rPr>
-            <w:color w:val="0000EE"/>
-            <w:u w:val="single"/>
-          </w:rPr>
-          <w:t>Exodus 1:15–2:2</w:t>
-        </w:r>
-      </w:hyperlink>
-      <w:r>
-        <w:rPr>
-          <w:lang w:val="en_US" w:bidi="en_US"/>
-        </w:rPr>
-        <w:t>). The Egyptian pharaoh, fearing a rebellion, ordered all Hebrew boys to be killed at birth. Moses' mother, Jochebed, trusted God and placed her baby in a reed basket on the Nile River. Pharaoh's daughter discovered him and raised him as her own child in the palace (</w:t>
-      </w:r>
-      <w:hyperlink r:id="rId134">
-        <w:r>
-          <w:rPr>
-            <w:lang w:val="en_US" w:bidi="en_US"/>
-          </w:rPr>
-          <w:rPr>
-            <w:color w:val="0000EE"/>
-            <w:u w:val="single"/>
-          </w:rPr>
-          <w:t>Exodus 2:3–10</w:t>
-        </w:r>
-      </w:hyperlink>
-      <w:r>
-        <w:rPr>
-          <w:lang w:val="en_US" w:bidi="en_US"/>
-        </w:rPr>
-        <w:t>).</w:t>
-      </w:r>
-    </w:p>
-    <w:p>
-      <w:pPr/>
-      <w:r>
-        <w:rPr>
-          <w:lang w:val="en_US" w:bidi="en_US"/>
-        </w:rPr>
-      </w:r>
-      <w:r>
-        <w:rPr>
-          <w:lang w:val="en_US" w:bidi="en_US"/>
-        </w:rPr>
-        <w:t>We do not know much about Moses' early life. Jewish tradition says he learned administration and military skills in Pharaoh's household. When he was about forty years old, he killed an Egyptian to save a Hebrew slave and then fled to Midian (</w:t>
-      </w:r>
-      <w:hyperlink r:id="rId135">
-        <w:r>
-          <w:rPr>
-            <w:lang w:val="en_US" w:bidi="en_US"/>
-          </w:rPr>
-          <w:rPr>
-            <w:color w:val="0000EE"/>
-            <w:u w:val="single"/>
-          </w:rPr>
-          <w:t>Exodus 2:11–15</w:t>
-        </w:r>
-      </w:hyperlink>
-      <w:r>
-        <w:rPr>
-          <w:lang w:val="en_US" w:bidi="en_US"/>
-        </w:rPr>
-        <w:t xml:space="preserve">; see also </w:t>
-      </w:r>
-      <w:hyperlink r:id="rId136">
-        <w:r>
-          <w:rPr>
-            <w:lang w:val="en_US" w:bidi="en_US"/>
-          </w:rPr>
-          <w:rPr>
-            <w:color w:val="0000EE"/>
-            <w:u w:val="single"/>
-          </w:rPr>
-          <w:t>Acts 7:23–29</w:t>
-        </w:r>
-      </w:hyperlink>
-      <w:r>
-        <w:rPr>
-          <w:lang w:val="en_US" w:bidi="en_US"/>
-        </w:rPr>
-        <w:t>). There, he saved young women from harassment while they watered their flocks. Their father, Jethro, invited Moses to his home. Moses married one of the women, Zipporah, and started a family while caring for his father-in-law's flocks.</w:t>
-      </w:r>
-    </w:p>
-    <w:p>
-      <w:pPr/>
-      <w:r>
-        <w:rPr>
-          <w:lang w:val="en_US" w:bidi="en_US"/>
-        </w:rPr>
-      </w:r>
-      <w:r>
-        <w:rPr>
-          <w:lang w:val="en_US" w:bidi="en_US"/>
-        </w:rPr>
-        <w:t>About forty years later, God appeared to Moses in a burning bush. He told Moses to return to Egypt to free his people from slavery (</w:t>
-      </w:r>
-      <w:hyperlink r:id="rId137">
-        <w:r>
-          <w:rPr>
-            <w:lang w:val="en_US" w:bidi="en_US"/>
-          </w:rPr>
-          <w:rPr>
-            <w:color w:val="0000EE"/>
-            <w:u w:val="single"/>
-          </w:rPr>
-          <w:t>Exodus 3:1–4:17</w:t>
-        </w:r>
-      </w:hyperlink>
-      <w:r>
-        <w:rPr>
-          <w:lang w:val="en_US" w:bidi="en_US"/>
-        </w:rPr>
-        <w:t>). Moses hesitated because he feared the Israelites would not accept him as their leader. So God revealed his covenant name, Yahweh, to Moses and chose Aaron to speak for Moses.</w:t>
-      </w:r>
-    </w:p>
-    <w:p>
-      <w:pPr/>
-      <w:r>
-        <w:rPr>
-          <w:lang w:val="en_US" w:bidi="en_US"/>
-        </w:rPr>
-      </w:r>
-      <w:r>
-        <w:rPr>
-          <w:lang w:val="en_US" w:bidi="en_US"/>
-        </w:rPr>
-        <w:t>Moses and Aaron traveled to Egypt and confronted Pharaoh. Pharaoh stubbornly refused Moses' demand to free the Israelite slaves. Moses announced a series of plagues, which eventually convinced Pharaoh to let the Israelites go. After they left Egypt, Pharaoh changed his mind and chased them to the Red Sea. God helped the Israelites cross safely by dividing the waters. The Egyptian army was destroyed when the waters closed over them.</w:t>
-      </w:r>
-    </w:p>
-    <w:p>
-      <w:pPr/>
-      <w:r>
-        <w:rPr>
-          <w:lang w:val="en_US" w:bidi="en_US"/>
-        </w:rPr>
-      </w:r>
-      <w:r>
-        <w:rPr>
-          <w:lang w:val="en_US" w:bidi="en_US"/>
-        </w:rPr>
-        <w:t>Moses led Israel to Mount Sinai, where he had met God at the burning bush. God revealed himself to Moses again on that mountain, giving him the law, including the Ten Commandments (</w:t>
-      </w:r>
-      <w:hyperlink r:id="rId138">
-        <w:r>
-          <w:rPr>
-            <w:lang w:val="en_US" w:bidi="en_US"/>
-          </w:rPr>
-          <w:rPr>
-            <w:color w:val="0000EE"/>
-            <w:u w:val="single"/>
-          </w:rPr>
-          <w:t>Exodus 20:1–23:19</w:t>
-        </w:r>
-      </w:hyperlink>
-      <w:r>
-        <w:rPr>
-          <w:lang w:val="en_US" w:bidi="en_US"/>
-        </w:rPr>
-        <w:t>). He also gave him instructions for building the tabernacle. When Moses came down from the mountain, he found the people had abandoned the true God by worshiping a gold calf (</w:t>
-      </w:r>
-      <w:hyperlink r:id="rId139">
-        <w:r>
-          <w:rPr>
-            <w:lang w:val="en_US" w:bidi="en_US"/>
-          </w:rPr>
-          <w:rPr>
-            <w:color w:val="0000EE"/>
-            <w:u w:val="single"/>
-          </w:rPr>
-          <w:t>Exodus 32</w:t>
-        </w:r>
-      </w:hyperlink>
-      <w:r>
-        <w:rPr>
-          <w:lang w:val="en_US" w:bidi="en_US"/>
-        </w:rPr>
-        <w:t>). Moses broke the two tablets of the law and gathered the Levites to punish some offenders with death. After praying for the people, he received a new copy of the law and led them in building the tabernacle.</w:t>
-      </w:r>
-    </w:p>
-    <w:p>
-      <w:pPr/>
-      <w:r>
-        <w:rPr>
-          <w:lang w:val="en_US" w:bidi="en_US"/>
-        </w:rPr>
-      </w:r>
-      <w:r>
-        <w:rPr>
-          <w:lang w:val="en_US" w:bidi="en_US"/>
-        </w:rPr>
-        <w:t>Moses led a complaining, rebellious, and distrustful group through the wilderness. Even his own brother and sister questioned his leadership, using his marriage to a Cushite woman as an excuse (</w:t>
-      </w:r>
-      <w:hyperlink r:id="rId140">
-        <w:r>
-          <w:rPr>
-            <w:lang w:val="en_US" w:bidi="en_US"/>
-          </w:rPr>
-          <w:rPr>
-            <w:color w:val="0000EE"/>
-            <w:u w:val="single"/>
-          </w:rPr>
-          <w:t>Numbers 12</w:t>
-        </w:r>
-      </w:hyperlink>
-      <w:r>
-        <w:rPr>
-          <w:lang w:val="en_US" w:bidi="en_US"/>
-        </w:rPr>
-        <w:t>). Moses responded with great humility, and God confirmed that Moses was his spokesperson and trusted friend.</w:t>
-      </w:r>
-    </w:p>
-    <w:p>
-      <w:pPr/>
-      <w:r>
-        <w:rPr>
-          <w:lang w:val="en_US" w:bidi="en_US"/>
-        </w:rPr>
-      </w:r>
-      <w:r>
-        <w:rPr>
-          <w:lang w:val="en_US" w:bidi="en_US"/>
-        </w:rPr>
-        <w:t>Moses was a great man, but he was not perfect. When the people tested his patience by complaining about the lack of water, Moses did not follow God's instructions. He struck a rock instead of speaking to it (</w:t>
-      </w:r>
-      <w:hyperlink r:id="rId141">
-        <w:r>
-          <w:rPr>
-            <w:lang w:val="en_US" w:bidi="en_US"/>
-          </w:rPr>
-          <w:rPr>
-            <w:color w:val="0000EE"/>
-            <w:u w:val="single"/>
-          </w:rPr>
-          <w:t>Numbers 20:1–13</w:t>
-        </w:r>
-      </w:hyperlink>
-      <w:r>
-        <w:rPr>
-          <w:lang w:val="en_US" w:bidi="en_US"/>
-        </w:rPr>
-        <w:t>). His actions did not show God's holiness, and he suggested that he brought the water by his own power (</w:t>
-      </w:r>
-      <w:hyperlink r:id="rId142">
-        <w:r>
-          <w:rPr>
-            <w:lang w:val="en_US" w:bidi="en_US"/>
-          </w:rPr>
-          <w:rPr>
-            <w:color w:val="0000EE"/>
-            <w:u w:val="single"/>
-          </w:rPr>
-          <w:t>Numbers 20:10</w:t>
-        </w:r>
-      </w:hyperlink>
-      <w:r>
-        <w:rPr>
-          <w:lang w:val="en_US" w:bidi="en_US"/>
-        </w:rPr>
-        <w:t xml:space="preserve">; compare </w:t>
-      </w:r>
-      <w:hyperlink r:id="rId143">
-        <w:r>
-          <w:rPr>
-            <w:lang w:val="en_US" w:bidi="en_US"/>
-          </w:rPr>
-          <w:rPr>
-            <w:color w:val="0000EE"/>
-            <w:u w:val="single"/>
-          </w:rPr>
-          <w:t>Psalms 106:32–33</w:t>
-        </w:r>
-      </w:hyperlink>
-      <w:r>
-        <w:rPr>
-          <w:lang w:val="en_US" w:bidi="en_US"/>
-        </w:rPr>
-        <w:t>). As a result, God did not allow him to enter the promised land.</w:t>
-      </w:r>
-    </w:p>
-    <w:p>
-      <w:pPr/>
-      <w:r>
-        <w:rPr>
-          <w:lang w:val="en_US" w:bidi="en_US"/>
-        </w:rPr>
-      </w:r>
-      <w:r>
-        <w:rPr>
-          <w:lang w:val="en_US" w:bidi="en_US"/>
-        </w:rPr>
-        <w:t>Before he died, Moses gave a final sermon, which we know as the book of Deuteronomy. The first generation of Israelites who left Egypt had died in the wilderness. Moses spoke to a new generation. He renewed the covenant with them, reminded them of its terms, and encouraged them to obey it and serve only the Lord.</w:t>
-      </w:r>
-    </w:p>
-    <w:p>
-      <w:pPr/>
-      <w:r>
-        <w:rPr>
-          <w:lang w:val="en_US" w:bidi="en_US"/>
-        </w:rPr>
-      </w:r>
-      <w:r>
-        <w:rPr>
-          <w:lang w:val="en_US" w:bidi="en_US"/>
-        </w:rPr>
-        <w:t>After delivering this sermon and before Israel entered Canaan, Moses climbed Pisgah Peak on Mount Nebo, where he died. “S</w:t>
-      </w:r>
-      <w:r>
-        <w:rPr>
-          <w:lang w:val="en_US" w:bidi="en_US"/>
-        </w:rPr>
-        <w:t>ince that time, no prophet has risen in Israel like Moses, whom the LORD knew face to face</w:t>
-      </w:r>
-      <w:r>
-        <w:rPr>
-          <w:lang w:val="en_US" w:bidi="en_US"/>
-        </w:rPr>
-        <w:t>” (</w:t>
-      </w:r>
-      <w:hyperlink r:id="rId144">
-        <w:r>
-          <w:rPr>
-            <w:lang w:val="en_US" w:bidi="en_US"/>
-          </w:rPr>
-          <w:rPr>
-            <w:color w:val="0000EE"/>
-            <w:u w:val="single"/>
-          </w:rPr>
-          <w:t>Deuteronomy 34:10</w:t>
-        </w:r>
-      </w:hyperlink>
-      <w:r>
-        <w:rPr>
-          <w:lang w:val="en_US" w:bidi="en_US"/>
-        </w:rPr>
-        <w:t>). Only Jesus surpassed Moses as a mediator between God and humans (</w:t>
-      </w:r>
-      <w:hyperlink r:id="rId145">
-        <w:r>
-          <w:rPr>
-            <w:lang w:val="en_US" w:bidi="en_US"/>
-          </w:rPr>
-          <w:rPr>
-            <w:color w:val="0000EE"/>
-            <w:u w:val="single"/>
-          </w:rPr>
-          <w:t>Acts 3:17–26</w:t>
+      <w:hyperlink r:id="rId178">
+        <w:r>
+          <w:rPr>
+            <w:lang w:val="en_US" w:bidi="en_US"/>
+          </w:rPr>
+          <w:rPr>
+            <w:color w:val="0000EE"/>
+            <w:u w:val="single"/>
+          </w:rPr>
+          <w:t>33:1–2</w:t>
         </w:r>
       </w:hyperlink>
       <w:r>
@@ -4256,55 +5140,131 @@
         </w:rPr>
         <w:t xml:space="preserve">; </w:t>
       </w:r>
-      <w:hyperlink r:id="rId146">
-        <w:r>
-          <w:rPr>
-            <w:lang w:val="en_US" w:bidi="en_US"/>
-          </w:rPr>
-          <w:rPr>
-            <w:color w:val="0000EE"/>
-            <w:u w:val="single"/>
-          </w:rPr>
-          <w:t>Hebrews 3</w:t>
-        </w:r>
-      </w:hyperlink>
-      <w:r>
-        <w:rPr>
-          <w:lang w:val="en_US" w:bidi="en_US"/>
-        </w:rPr>
-        <w:t>).</w:t>
-      </w:r>
-    </w:p>
-    <w:p>
-      <w:pPr/>
-      <w:r>
-        <w:rPr>
-          <w:lang w:val="en_US" w:bidi="en_US"/>
-        </w:rPr>
-      </w:r>
-      <w:r>
-        <w:rPr>
-          <w:lang w:val="en_US" w:bidi="en_US"/>
-        </w:rPr>
-        <w:t>Moses is mentioned in the New Testament more than any other person from the Old Testament. He appeared at Jesus' transfiguration (when Jesus' appearance was changed). The New Testament emphasizes his role as a lawgiver and uses his experiences to show what life under the new covenant is like. Like Moses, Jesus was saved as a baby from a ruler's evil plans (</w:t>
-      </w:r>
-      <w:hyperlink r:id="rId52">
-        <w:r>
-          <w:rPr>
-            <w:lang w:val="en_US" w:bidi="en_US"/>
-          </w:rPr>
-          <w:rPr>
-            <w:color w:val="0000EE"/>
-            <w:u w:val="single"/>
-          </w:rPr>
-          <w:t>Matthew 2:13–18</w:t>
-        </w:r>
-      </w:hyperlink>
-      <w:r>
-        <w:rPr>
-          <w:lang w:val="en_US" w:bidi="en_US"/>
-        </w:rPr>
-        <w:t xml:space="preserve">). Jesus' new law in his Sermon on the Mount mirrors the law given at Sinai (see </w:t>
+      <w:hyperlink r:id="rId179">
+        <w:r>
+          <w:rPr>
+            <w:lang w:val="en_US" w:bidi="en_US"/>
+          </w:rPr>
+          <w:rPr>
+            <w:color w:val="0000EE"/>
+            <w:u w:val="single"/>
+          </w:rPr>
+          <w:t>Deuteronomy 1:1–5</w:t>
+        </w:r>
+      </w:hyperlink>
+      <w:r>
+        <w:rPr>
+          <w:lang w:val="en_US" w:bidi="en_US"/>
+        </w:rPr>
+        <w:t xml:space="preserve">; </w:t>
+      </w:r>
+      <w:hyperlink r:id="rId180">
+        <w:r>
+          <w:rPr>
+            <w:lang w:val="en_US" w:bidi="en_US"/>
+          </w:rPr>
+          <w:rPr>
+            <w:color w:val="0000EE"/>
+            <w:u w:val="single"/>
+          </w:rPr>
+          <w:t>31:1–34:12</w:t>
+        </w:r>
+      </w:hyperlink>
+      <w:r>
+        <w:rPr>
+          <w:lang w:val="en_US" w:bidi="en_US"/>
+        </w:rPr>
+        <w:t xml:space="preserve">; </w:t>
+      </w:r>
+      <w:hyperlink r:id="rId181">
+        <w:r>
+          <w:rPr>
+            <w:lang w:val="en_US" w:bidi="en_US"/>
+          </w:rPr>
+          <w:rPr>
+            <w:color w:val="0000EE"/>
+            <w:u w:val="single"/>
+          </w:rPr>
+          <w:t>1 Chronicles 23:13–17</w:t>
+        </w:r>
+      </w:hyperlink>
+      <w:r>
+        <w:rPr>
+          <w:lang w:val="en_US" w:bidi="en_US"/>
+        </w:rPr>
+        <w:t xml:space="preserve">; </w:t>
+      </w:r>
+      <w:hyperlink r:id="rId182">
+        <w:r>
+          <w:rPr>
+            <w:lang w:val="en_US" w:bidi="en_US"/>
+          </w:rPr>
+          <w:rPr>
+            <w:color w:val="0000EE"/>
+            <w:u w:val="single"/>
+          </w:rPr>
+          <w:t>Psalms 77:20</w:t>
+        </w:r>
+      </w:hyperlink>
+      <w:r>
+        <w:rPr>
+          <w:lang w:val="en_US" w:bidi="en_US"/>
+        </w:rPr>
+        <w:t xml:space="preserve">; </w:t>
+      </w:r>
+      <w:hyperlink r:id="rId183">
+        <w:r>
+          <w:rPr>
+            <w:lang w:val="en_US" w:bidi="en_US"/>
+          </w:rPr>
+          <w:rPr>
+            <w:color w:val="0000EE"/>
+            <w:u w:val="single"/>
+          </w:rPr>
+          <w:t>90:1–17</w:t>
+        </w:r>
+      </w:hyperlink>
+      <w:r>
+        <w:rPr>
+          <w:lang w:val="en_US" w:bidi="en_US"/>
+        </w:rPr>
+        <w:t xml:space="preserve">; </w:t>
+      </w:r>
+      <w:hyperlink r:id="rId184">
+        <w:r>
+          <w:rPr>
+            <w:lang w:val="en_US" w:bidi="en_US"/>
+          </w:rPr>
+          <w:rPr>
+            <w:color w:val="0000EE"/>
+            <w:u w:val="single"/>
+          </w:rPr>
+          <w:t>103:7</w:t>
+        </w:r>
+      </w:hyperlink>
+      <w:r>
+        <w:rPr>
+          <w:lang w:val="en_US" w:bidi="en_US"/>
+        </w:rPr>
+        <w:t xml:space="preserve">; </w:t>
+      </w:r>
+      <w:hyperlink r:id="rId185">
+        <w:r>
+          <w:rPr>
+            <w:lang w:val="en_US" w:bidi="en_US"/>
+          </w:rPr>
+          <w:rPr>
+            <w:color w:val="0000EE"/>
+            <w:u w:val="single"/>
+          </w:rPr>
+          <w:t>105:26–27</w:t>
+        </w:r>
+      </w:hyperlink>
+      <w:r>
+        <w:rPr>
+          <w:lang w:val="en_US" w:bidi="en_US"/>
+        </w:rPr>
+        <w:t xml:space="preserve">; </w:t>
       </w:r>
       <w:hyperlink r:id="rId147">
         <w:r>
@@ -4315,25 +5275,7 @@
             <w:color w:val="0000EE"/>
             <w:u w:val="single"/>
           </w:rPr>
-          <w:t>Matthew 5–7</w:t>
-        </w:r>
-      </w:hyperlink>
-      <w:r>
-        <w:rPr>
-          <w:lang w:val="en_US" w:bidi="en_US"/>
-        </w:rPr>
-        <w:t xml:space="preserve">). It shows Jesus as the true interpreter of God's will. The letter to the Hebrews compares Christ with Moses. Paul's letter to the Galatians and the Gospel of John contrast Moses' law with a believer's new relationship with God (see </w:t>
-      </w:r>
-      <w:hyperlink r:id="rId148">
-        <w:r>
-          <w:rPr>
-            <w:lang w:val="en_US" w:bidi="en_US"/>
-          </w:rPr>
-          <w:rPr>
-            <w:color w:val="0000EE"/>
-            <w:u w:val="single"/>
-          </w:rPr>
-          <w:t>John 1:17</w:t>
+          <w:t>106:32–33</w:t>
         </w:r>
       </w:hyperlink>
       <w:r>
@@ -4342,16 +5284,16 @@
         </w:rPr>
         <w:t xml:space="preserve">; </w:t>
       </w:r>
-      <w:hyperlink r:id="rId149">
-        <w:r>
-          <w:rPr>
-            <w:lang w:val="en_US" w:bidi="en_US"/>
-          </w:rPr>
-          <w:rPr>
-            <w:color w:val="0000EE"/>
-            <w:u w:val="single"/>
-          </w:rPr>
-          <w:t>Galatians 3:1–5</w:t>
+      <w:hyperlink r:id="rId186">
+        <w:r>
+          <w:rPr>
+            <w:lang w:val="en_US" w:bidi="en_US"/>
+          </w:rPr>
+          <w:rPr>
+            <w:color w:val="0000EE"/>
+            <w:u w:val="single"/>
+          </w:rPr>
+          <w:t>Mark 9:2–13</w:t>
         </w:r>
       </w:hyperlink>
       <w:r>
@@ -4360,6 +5302,78 @@
         </w:rPr>
         <w:t xml:space="preserve">; </w:t>
       </w:r>
+      <w:hyperlink r:id="rId187">
+        <w:r>
+          <w:rPr>
+            <w:lang w:val="en_US" w:bidi="en_US"/>
+          </w:rPr>
+          <w:rPr>
+            <w:color w:val="0000EE"/>
+            <w:u w:val="single"/>
+          </w:rPr>
+          <w:t>Acts 7:17–44</w:t>
+        </w:r>
+      </w:hyperlink>
+      <w:r>
+        <w:rPr>
+          <w:lang w:val="en_US" w:bidi="en_US"/>
+        </w:rPr>
+        <w:t xml:space="preserve">; </w:t>
+      </w:r>
+      <w:hyperlink r:id="rId188">
+        <w:r>
+          <w:rPr>
+            <w:lang w:val="en_US" w:bidi="en_US"/>
+          </w:rPr>
+          <w:rPr>
+            <w:color w:val="0000EE"/>
+            <w:u w:val="single"/>
+          </w:rPr>
+          <w:t>1 Corinthians 10:1–14</w:t>
+        </w:r>
+      </w:hyperlink>
+      <w:r>
+        <w:rPr>
+          <w:lang w:val="en_US" w:bidi="en_US"/>
+        </w:rPr>
+        <w:t xml:space="preserve">; </w:t>
+      </w:r>
+      <w:hyperlink r:id="rId189">
+        <w:r>
+          <w:rPr>
+            <w:lang w:val="en_US" w:bidi="en_US"/>
+          </w:rPr>
+          <w:rPr>
+            <w:color w:val="0000EE"/>
+            <w:u w:val="single"/>
+          </w:rPr>
+          <w:t>2 Corinthians 3:7–18</w:t>
+        </w:r>
+      </w:hyperlink>
+      <w:r>
+        <w:rPr>
+          <w:lang w:val="en_US" w:bidi="en_US"/>
+        </w:rPr>
+        <w:t xml:space="preserve">; </w:t>
+      </w:r>
+      <w:hyperlink r:id="rId190">
+        <w:r>
+          <w:rPr>
+            <w:lang w:val="en_US" w:bidi="en_US"/>
+          </w:rPr>
+          <w:rPr>
+            <w:color w:val="0000EE"/>
+            <w:u w:val="single"/>
+          </w:rPr>
+          <w:t>Galatians 3:19</w:t>
+        </w:r>
+      </w:hyperlink>
+      <w:r>
+        <w:rPr>
+          <w:lang w:val="en_US" w:bidi="en_US"/>
+        </w:rPr>
+        <w:t xml:space="preserve">; </w:t>
+      </w:r>
       <w:hyperlink r:id="rId150">
         <w:r>
           <w:rPr>
@@ -4369,7 +5383,7 @@
             <w:color w:val="0000EE"/>
             <w:u w:val="single"/>
           </w:rPr>
-          <w:t>Hebrews 3:5–6</w:t>
+          <w:t>Hebrews 3:1–19</w:t>
         </w:r>
       </w:hyperlink>
       <w:r>
@@ -4378,57 +5392,16 @@
         </w:rPr>
         <w:t xml:space="preserve">; </w:t>
       </w:r>
-      <w:hyperlink r:id="rId151">
-        <w:r>
-          <w:rPr>
-            <w:lang w:val="en_US" w:bidi="en_US"/>
-          </w:rPr>
-          <w:rPr>
-            <w:color w:val="0000EE"/>
-            <w:u w:val="single"/>
-          </w:rPr>
-          <w:t>9:11–10:18</w:t>
-        </w:r>
-      </w:hyperlink>
-      <w:r>
-        <w:rPr>
-          <w:lang w:val="en_US" w:bidi="en_US"/>
-        </w:rPr>
-        <w:t>).</w:t>
-      </w:r>
-    </w:p>
-    <w:p>
-      <w:pPr/>
-      <w:r>
-        <w:rPr>
-          <w:lang w:val="en_US" w:bidi="en_US"/>
-        </w:rPr>
-      </w:r>
-      <w:r>
-        <w:rPr>
-          <w:u w:val="single"/>
-          <w:lang w:val="en_US" w:bidi="en_US"/>
-        </w:rPr>
-        <w:t>Passages for Further Study</w:t>
-      </w:r>
-    </w:p>
-    <w:p>
-      <w:pPr/>
-      <w:r>
-        <w:rPr>
-          <w:lang w:val="en_US" w:bidi="en_US"/>
-        </w:rPr>
-      </w:r>
-      <w:hyperlink r:id="rId152">
-        <w:r>
-          <w:rPr>
-            <w:lang w:val="en_US" w:bidi="en_US"/>
-          </w:rPr>
-          <w:rPr>
-            <w:color w:val="0000EE"/>
-            <w:u w:val="single"/>
-          </w:rPr>
-          <w:t>Exodus 2:1–22</w:t>
+      <w:hyperlink r:id="rId191">
+        <w:r>
+          <w:rPr>
+            <w:lang w:val="en_US" w:bidi="en_US"/>
+          </w:rPr>
+          <w:rPr>
+            <w:color w:val="0000EE"/>
+            <w:u w:val="single"/>
+          </w:rPr>
+          <w:t>8:5</w:t>
         </w:r>
       </w:hyperlink>
       <w:r>
@@ -4437,16 +5410,16 @@
         </w:rPr>
         <w:t xml:space="preserve">; </w:t>
       </w:r>
-      <w:hyperlink r:id="rId153">
-        <w:r>
-          <w:rPr>
-            <w:lang w:val="en_US" w:bidi="en_US"/>
-          </w:rPr>
-          <w:rPr>
-            <w:color w:val="0000EE"/>
-            <w:u w:val="single"/>
-          </w:rPr>
-          <w:t>3:1–19:25</w:t>
+      <w:hyperlink r:id="rId192">
+        <w:r>
+          <w:rPr>
+            <w:lang w:val="en_US" w:bidi="en_US"/>
+          </w:rPr>
+          <w:rPr>
+            <w:color w:val="0000EE"/>
+            <w:u w:val="single"/>
+          </w:rPr>
+          <w:t>9:19–22</w:t>
         </w:r>
       </w:hyperlink>
       <w:r>
@@ -4455,16 +5428,16 @@
         </w:rPr>
         <w:t xml:space="preserve">; </w:t>
       </w:r>
-      <w:hyperlink r:id="rId154">
-        <w:r>
-          <w:rPr>
-            <w:lang w:val="en_US" w:bidi="en_US"/>
-          </w:rPr>
-          <w:rPr>
-            <w:color w:val="0000EE"/>
-            <w:u w:val="single"/>
-          </w:rPr>
-          <w:t>20:19–21</w:t>
+      <w:hyperlink r:id="rId193">
+        <w:r>
+          <w:rPr>
+            <w:lang w:val="en_US" w:bidi="en_US"/>
+          </w:rPr>
+          <w:rPr>
+            <w:color w:val="0000EE"/>
+            <w:u w:val="single"/>
+          </w:rPr>
+          <w:t>11:23–28</w:t>
         </w:r>
       </w:hyperlink>
       <w:r>
@@ -4473,673 +5446,7 @@
         </w:rPr>
         <w:t xml:space="preserve">; </w:t>
       </w:r>
-      <w:hyperlink r:id="rId155">
-        <w:r>
-          <w:rPr>
-            <w:lang w:val="en_US" w:bidi="en_US"/>
-          </w:rPr>
-          <w:rPr>
-            <w:color w:val="0000EE"/>
-            <w:u w:val="single"/>
-          </w:rPr>
-          <w:t>24:1–18</w:t>
-        </w:r>
-      </w:hyperlink>
-      <w:r>
-        <w:rPr>
-          <w:lang w:val="en_US" w:bidi="en_US"/>
-        </w:rPr>
-        <w:t xml:space="preserve">; </w:t>
-      </w:r>
-      <w:hyperlink r:id="rId156">
-        <w:r>
-          <w:rPr>
-            <w:lang w:val="en_US" w:bidi="en_US"/>
-          </w:rPr>
-          <w:rPr>
-            <w:color w:val="0000EE"/>
-            <w:u w:val="single"/>
-          </w:rPr>
-          <w:t>31:18</w:t>
-        </w:r>
-      </w:hyperlink>
-      <w:r>
-        <w:rPr>
-          <w:lang w:val="en_US" w:bidi="en_US"/>
-        </w:rPr>
-        <w:t xml:space="preserve">; </w:t>
-      </w:r>
-      <w:hyperlink r:id="rId157">
-        <w:r>
-          <w:rPr>
-            <w:lang w:val="en_US" w:bidi="en_US"/>
-          </w:rPr>
-          <w:rPr>
-            <w:color w:val="0000EE"/>
-            <w:u w:val="single"/>
-          </w:rPr>
-          <w:t>32:1–34:35</w:t>
-        </w:r>
-      </w:hyperlink>
-      <w:r>
-        <w:rPr>
-          <w:lang w:val="en_US" w:bidi="en_US"/>
-        </w:rPr>
-        <w:t xml:space="preserve">; </w:t>
-      </w:r>
-      <w:hyperlink r:id="rId158">
-        <w:r>
-          <w:rPr>
-            <w:lang w:val="en_US" w:bidi="en_US"/>
-          </w:rPr>
-          <w:rPr>
-            <w:color w:val="0000EE"/>
-            <w:u w:val="single"/>
-          </w:rPr>
-          <w:t>39:42–43</w:t>
-        </w:r>
-      </w:hyperlink>
-      <w:r>
-        <w:rPr>
-          <w:lang w:val="en_US" w:bidi="en_US"/>
-        </w:rPr>
-        <w:t xml:space="preserve">; </w:t>
-      </w:r>
-      <w:hyperlink r:id="rId159">
-        <w:r>
-          <w:rPr>
-            <w:lang w:val="en_US" w:bidi="en_US"/>
-          </w:rPr>
-          <w:rPr>
-            <w:color w:val="0000EE"/>
-            <w:u w:val="single"/>
-          </w:rPr>
-          <w:t>40:16</w:t>
-        </w:r>
-      </w:hyperlink>
-      <w:r>
-        <w:rPr>
-          <w:lang w:val="en_US" w:bidi="en_US"/>
-        </w:rPr>
-        <w:t xml:space="preserve">; </w:t>
-      </w:r>
-      <w:hyperlink r:id="rId160">
-        <w:r>
-          <w:rPr>
-            <w:lang w:val="en_US" w:bidi="en_US"/>
-          </w:rPr>
-          <w:rPr>
-            <w:color w:val="0000EE"/>
-            <w:u w:val="single"/>
-          </w:rPr>
-          <w:t>Leviticus 8:1–36</w:t>
-        </w:r>
-      </w:hyperlink>
-      <w:r>
-        <w:rPr>
-          <w:lang w:val="en_US" w:bidi="en_US"/>
-        </w:rPr>
-        <w:t xml:space="preserve">; </w:t>
-      </w:r>
-      <w:hyperlink r:id="rId161">
-        <w:r>
-          <w:rPr>
-            <w:lang w:val="en_US" w:bidi="en_US"/>
-          </w:rPr>
-          <w:rPr>
-            <w:color w:val="0000EE"/>
-            <w:u w:val="single"/>
-          </w:rPr>
-          <w:t>10:1–20</w:t>
-        </w:r>
-      </w:hyperlink>
-      <w:r>
-        <w:rPr>
-          <w:lang w:val="en_US" w:bidi="en_US"/>
-        </w:rPr>
-        <w:t xml:space="preserve">; </w:t>
-      </w:r>
-      <w:hyperlink r:id="rId162">
-        <w:r>
-          <w:rPr>
-            <w:lang w:val="en_US" w:bidi="en_US"/>
-          </w:rPr>
-          <w:rPr>
-            <w:color w:val="0000EE"/>
-            <w:u w:val="single"/>
-          </w:rPr>
-          <w:t>24:10–23</w:t>
-        </w:r>
-      </w:hyperlink>
-      <w:r>
-        <w:rPr>
-          <w:lang w:val="en_US" w:bidi="en_US"/>
-        </w:rPr>
-        <w:t xml:space="preserve">; </w:t>
-      </w:r>
-      <w:hyperlink r:id="rId163">
-        <w:r>
-          <w:rPr>
-            <w:lang w:val="en_US" w:bidi="en_US"/>
-          </w:rPr>
-          <w:rPr>
-            <w:color w:val="0000EE"/>
-            <w:u w:val="single"/>
-          </w:rPr>
-          <w:t>Numbers 7:1–11</w:t>
-        </w:r>
-      </w:hyperlink>
-      <w:r>
-        <w:rPr>
-          <w:lang w:val="en_US" w:bidi="en_US"/>
-        </w:rPr>
-        <w:t xml:space="preserve">, </w:t>
-      </w:r>
-      <w:hyperlink r:id="rId164">
-        <w:r>
-          <w:rPr>
-            <w:lang w:val="en_US" w:bidi="en_US"/>
-          </w:rPr>
-          <w:rPr>
-            <w:color w:val="0000EE"/>
-            <w:u w:val="single"/>
-          </w:rPr>
-          <w:t>89</w:t>
-        </w:r>
-      </w:hyperlink>
-      <w:r>
-        <w:rPr>
-          <w:lang w:val="en_US" w:bidi="en_US"/>
-        </w:rPr>
-        <w:t xml:space="preserve">; </w:t>
-      </w:r>
-      <w:hyperlink r:id="rId165">
-        <w:r>
-          <w:rPr>
-            <w:lang w:val="en_US" w:bidi="en_US"/>
-          </w:rPr>
-          <w:rPr>
-            <w:color w:val="0000EE"/>
-            <w:u w:val="single"/>
-          </w:rPr>
-          <w:t>9:1–14</w:t>
-        </w:r>
-      </w:hyperlink>
-      <w:r>
-        <w:rPr>
-          <w:lang w:val="en_US" w:bidi="en_US"/>
-        </w:rPr>
-        <w:t xml:space="preserve">; </w:t>
-      </w:r>
-      <w:hyperlink r:id="rId166">
-        <w:r>
-          <w:rPr>
-            <w:lang w:val="en_US" w:bidi="en_US"/>
-          </w:rPr>
-          <w:rPr>
-            <w:color w:val="0000EE"/>
-            <w:u w:val="single"/>
-          </w:rPr>
-          <w:t>10:29–14:45</w:t>
-        </w:r>
-      </w:hyperlink>
-      <w:r>
-        <w:rPr>
-          <w:lang w:val="en_US" w:bidi="en_US"/>
-        </w:rPr>
-        <w:t xml:space="preserve">; </w:t>
-      </w:r>
-      <w:hyperlink r:id="rId167">
-        <w:r>
-          <w:rPr>
-            <w:lang w:val="en_US" w:bidi="en_US"/>
-          </w:rPr>
-          <w:rPr>
-            <w:color w:val="0000EE"/>
-            <w:u w:val="single"/>
-          </w:rPr>
-          <w:t>15:32–36</w:t>
-        </w:r>
-      </w:hyperlink>
-      <w:r>
-        <w:rPr>
-          <w:lang w:val="en_US" w:bidi="en_US"/>
-        </w:rPr>
-        <w:t xml:space="preserve">; </w:t>
-      </w:r>
-      <w:hyperlink r:id="rId168">
-        <w:r>
-          <w:rPr>
-            <w:lang w:val="en_US" w:bidi="en_US"/>
-          </w:rPr>
-          <w:rPr>
-            <w:color w:val="0000EE"/>
-            <w:u w:val="single"/>
-          </w:rPr>
-          <w:t>16:1–17:13</w:t>
-        </w:r>
-      </w:hyperlink>
-      <w:r>
-        <w:rPr>
-          <w:lang w:val="en_US" w:bidi="en_US"/>
-        </w:rPr>
-        <w:t xml:space="preserve">; </w:t>
-      </w:r>
-      <w:hyperlink r:id="rId169">
-        <w:r>
-          <w:rPr>
-            <w:lang w:val="en_US" w:bidi="en_US"/>
-          </w:rPr>
-          <w:rPr>
-            <w:color w:val="0000EE"/>
-            <w:u w:val="single"/>
-          </w:rPr>
-          <w:t>20:1–29</w:t>
-        </w:r>
-      </w:hyperlink>
-      <w:r>
-        <w:rPr>
-          <w:lang w:val="en_US" w:bidi="en_US"/>
-        </w:rPr>
-        <w:t xml:space="preserve">; </w:t>
-      </w:r>
-      <w:hyperlink r:id="rId170">
-        <w:r>
-          <w:rPr>
-            <w:lang w:val="en_US" w:bidi="en_US"/>
-          </w:rPr>
-          <w:rPr>
-            <w:color w:val="0000EE"/>
-            <w:u w:val="single"/>
-          </w:rPr>
-          <w:t>21:4–9</w:t>
-        </w:r>
-      </w:hyperlink>
-      <w:r>
-        <w:rPr>
-          <w:lang w:val="en_US" w:bidi="en_US"/>
-        </w:rPr>
-        <w:t xml:space="preserve">; </w:t>
-      </w:r>
-      <w:hyperlink r:id="rId171">
-        <w:r>
-          <w:rPr>
-            <w:lang w:val="en_US" w:bidi="en_US"/>
-          </w:rPr>
-          <w:rPr>
-            <w:color w:val="0000EE"/>
-            <w:u w:val="single"/>
-          </w:rPr>
-          <w:t>25:1–5</w:t>
-        </w:r>
-      </w:hyperlink>
-      <w:r>
-        <w:rPr>
-          <w:lang w:val="en_US" w:bidi="en_US"/>
-        </w:rPr>
-        <w:t xml:space="preserve">; </w:t>
-      </w:r>
-      <w:hyperlink r:id="rId172">
-        <w:r>
-          <w:rPr>
-            <w:lang w:val="en_US" w:bidi="en_US"/>
-          </w:rPr>
-          <w:rPr>
-            <w:color w:val="0000EE"/>
-            <w:u w:val="single"/>
-          </w:rPr>
-          <w:t>27:1–23</w:t>
-        </w:r>
-      </w:hyperlink>
-      <w:r>
-        <w:rPr>
-          <w:lang w:val="en_US" w:bidi="en_US"/>
-        </w:rPr>
-        <w:t xml:space="preserve">; </w:t>
-      </w:r>
-      <w:hyperlink r:id="rId173">
-        <w:r>
-          <w:rPr>
-            <w:lang w:val="en_US" w:bidi="en_US"/>
-          </w:rPr>
-          <w:rPr>
-            <w:color w:val="0000EE"/>
-            <w:u w:val="single"/>
-          </w:rPr>
-          <w:t>31:1–32:33</w:t>
-        </w:r>
-      </w:hyperlink>
-      <w:r>
-        <w:rPr>
-          <w:lang w:val="en_US" w:bidi="en_US"/>
-        </w:rPr>
-        <w:t xml:space="preserve">; </w:t>
-      </w:r>
-      <w:hyperlink r:id="rId174">
-        <w:r>
-          <w:rPr>
-            <w:lang w:val="en_US" w:bidi="en_US"/>
-          </w:rPr>
-          <w:rPr>
-            <w:color w:val="0000EE"/>
-            <w:u w:val="single"/>
-          </w:rPr>
-          <w:t>33:1–2</w:t>
-        </w:r>
-      </w:hyperlink>
-      <w:r>
-        <w:rPr>
-          <w:lang w:val="en_US" w:bidi="en_US"/>
-        </w:rPr>
-        <w:t xml:space="preserve">; </w:t>
-      </w:r>
-      <w:hyperlink r:id="rId175">
-        <w:r>
-          <w:rPr>
-            <w:lang w:val="en_US" w:bidi="en_US"/>
-          </w:rPr>
-          <w:rPr>
-            <w:color w:val="0000EE"/>
-            <w:u w:val="single"/>
-          </w:rPr>
-          <w:t>Deuteronomy 1:1–5</w:t>
-        </w:r>
-      </w:hyperlink>
-      <w:r>
-        <w:rPr>
-          <w:lang w:val="en_US" w:bidi="en_US"/>
-        </w:rPr>
-        <w:t xml:space="preserve">; </w:t>
-      </w:r>
-      <w:hyperlink r:id="rId176">
-        <w:r>
-          <w:rPr>
-            <w:lang w:val="en_US" w:bidi="en_US"/>
-          </w:rPr>
-          <w:rPr>
-            <w:color w:val="0000EE"/>
-            <w:u w:val="single"/>
-          </w:rPr>
-          <w:t>31:1–34:12</w:t>
-        </w:r>
-      </w:hyperlink>
-      <w:r>
-        <w:rPr>
-          <w:lang w:val="en_US" w:bidi="en_US"/>
-        </w:rPr>
-        <w:t xml:space="preserve">; </w:t>
-      </w:r>
-      <w:hyperlink r:id="rId177">
-        <w:r>
-          <w:rPr>
-            <w:lang w:val="en_US" w:bidi="en_US"/>
-          </w:rPr>
-          <w:rPr>
-            <w:color w:val="0000EE"/>
-            <w:u w:val="single"/>
-          </w:rPr>
-          <w:t>1 Chronicles 23:13–17</w:t>
-        </w:r>
-      </w:hyperlink>
-      <w:r>
-        <w:rPr>
-          <w:lang w:val="en_US" w:bidi="en_US"/>
-        </w:rPr>
-        <w:t xml:space="preserve">; </w:t>
-      </w:r>
-      <w:hyperlink r:id="rId178">
-        <w:r>
-          <w:rPr>
-            <w:lang w:val="en_US" w:bidi="en_US"/>
-          </w:rPr>
-          <w:rPr>
-            <w:color w:val="0000EE"/>
-            <w:u w:val="single"/>
-          </w:rPr>
-          <w:t>Psalms 77:20</w:t>
-        </w:r>
-      </w:hyperlink>
-      <w:r>
-        <w:rPr>
-          <w:lang w:val="en_US" w:bidi="en_US"/>
-        </w:rPr>
-        <w:t xml:space="preserve">; </w:t>
-      </w:r>
-      <w:hyperlink r:id="rId179">
-        <w:r>
-          <w:rPr>
-            <w:lang w:val="en_US" w:bidi="en_US"/>
-          </w:rPr>
-          <w:rPr>
-            <w:color w:val="0000EE"/>
-            <w:u w:val="single"/>
-          </w:rPr>
-          <w:t>90:1–17</w:t>
-        </w:r>
-      </w:hyperlink>
-      <w:r>
-        <w:rPr>
-          <w:lang w:val="en_US" w:bidi="en_US"/>
-        </w:rPr>
-        <w:t xml:space="preserve">; </w:t>
-      </w:r>
-      <w:hyperlink r:id="rId180">
-        <w:r>
-          <w:rPr>
-            <w:lang w:val="en_US" w:bidi="en_US"/>
-          </w:rPr>
-          <w:rPr>
-            <w:color w:val="0000EE"/>
-            <w:u w:val="single"/>
-          </w:rPr>
-          <w:t>103:7</w:t>
-        </w:r>
-      </w:hyperlink>
-      <w:r>
-        <w:rPr>
-          <w:lang w:val="en_US" w:bidi="en_US"/>
-        </w:rPr>
-        <w:t xml:space="preserve">; </w:t>
-      </w:r>
-      <w:hyperlink r:id="rId181">
-        <w:r>
-          <w:rPr>
-            <w:lang w:val="en_US" w:bidi="en_US"/>
-          </w:rPr>
-          <w:rPr>
-            <w:color w:val="0000EE"/>
-            <w:u w:val="single"/>
-          </w:rPr>
-          <w:t>105:26–27</w:t>
-        </w:r>
-      </w:hyperlink>
-      <w:r>
-        <w:rPr>
-          <w:lang w:val="en_US" w:bidi="en_US"/>
-        </w:rPr>
-        <w:t xml:space="preserve">; </w:t>
-      </w:r>
-      <w:hyperlink r:id="rId143">
-        <w:r>
-          <w:rPr>
-            <w:lang w:val="en_US" w:bidi="en_US"/>
-          </w:rPr>
-          <w:rPr>
-            <w:color w:val="0000EE"/>
-            <w:u w:val="single"/>
-          </w:rPr>
-          <w:t>106:32–33</w:t>
-        </w:r>
-      </w:hyperlink>
-      <w:r>
-        <w:rPr>
-          <w:lang w:val="en_US" w:bidi="en_US"/>
-        </w:rPr>
-        <w:t xml:space="preserve">; </w:t>
-      </w:r>
-      <w:hyperlink r:id="rId182">
-        <w:r>
-          <w:rPr>
-            <w:lang w:val="en_US" w:bidi="en_US"/>
-          </w:rPr>
-          <w:rPr>
-            <w:color w:val="0000EE"/>
-            <w:u w:val="single"/>
-          </w:rPr>
-          <w:t>Mark 9:2–13</w:t>
-        </w:r>
-      </w:hyperlink>
-      <w:r>
-        <w:rPr>
-          <w:lang w:val="en_US" w:bidi="en_US"/>
-        </w:rPr>
-        <w:t xml:space="preserve">; </w:t>
-      </w:r>
-      <w:hyperlink r:id="rId183">
-        <w:r>
-          <w:rPr>
-            <w:lang w:val="en_US" w:bidi="en_US"/>
-          </w:rPr>
-          <w:rPr>
-            <w:color w:val="0000EE"/>
-            <w:u w:val="single"/>
-          </w:rPr>
-          <w:t>Acts 7:17–44</w:t>
-        </w:r>
-      </w:hyperlink>
-      <w:r>
-        <w:rPr>
-          <w:lang w:val="en_US" w:bidi="en_US"/>
-        </w:rPr>
-        <w:t xml:space="preserve">; </w:t>
-      </w:r>
-      <w:hyperlink r:id="rId184">
-        <w:r>
-          <w:rPr>
-            <w:lang w:val="en_US" w:bidi="en_US"/>
-          </w:rPr>
-          <w:rPr>
-            <w:color w:val="0000EE"/>
-            <w:u w:val="single"/>
-          </w:rPr>
-          <w:t>1 Corinthians 10:1–14</w:t>
-        </w:r>
-      </w:hyperlink>
-      <w:r>
-        <w:rPr>
-          <w:lang w:val="en_US" w:bidi="en_US"/>
-        </w:rPr>
-        <w:t xml:space="preserve">; </w:t>
-      </w:r>
-      <w:hyperlink r:id="rId185">
-        <w:r>
-          <w:rPr>
-            <w:lang w:val="en_US" w:bidi="en_US"/>
-          </w:rPr>
-          <w:rPr>
-            <w:color w:val="0000EE"/>
-            <w:u w:val="single"/>
-          </w:rPr>
-          <w:t>2 Corinthians 3:7–18</w:t>
-        </w:r>
-      </w:hyperlink>
-      <w:r>
-        <w:rPr>
-          <w:lang w:val="en_US" w:bidi="en_US"/>
-        </w:rPr>
-        <w:t xml:space="preserve">; </w:t>
-      </w:r>
-      <w:hyperlink r:id="rId186">
-        <w:r>
-          <w:rPr>
-            <w:lang w:val="en_US" w:bidi="en_US"/>
-          </w:rPr>
-          <w:rPr>
-            <w:color w:val="0000EE"/>
-            <w:u w:val="single"/>
-          </w:rPr>
-          <w:t>Galatians 3:19</w:t>
-        </w:r>
-      </w:hyperlink>
-      <w:r>
-        <w:rPr>
-          <w:lang w:val="en_US" w:bidi="en_US"/>
-        </w:rPr>
-        <w:t xml:space="preserve">; </w:t>
-      </w:r>
-      <w:hyperlink r:id="rId146">
-        <w:r>
-          <w:rPr>
-            <w:lang w:val="en_US" w:bidi="en_US"/>
-          </w:rPr>
-          <w:rPr>
-            <w:color w:val="0000EE"/>
-            <w:u w:val="single"/>
-          </w:rPr>
-          <w:t>Hebrews 3:1–19</w:t>
-        </w:r>
-      </w:hyperlink>
-      <w:r>
-        <w:rPr>
-          <w:lang w:val="en_US" w:bidi="en_US"/>
-        </w:rPr>
-        <w:t xml:space="preserve">; </w:t>
-      </w:r>
-      <w:hyperlink r:id="rId187">
-        <w:r>
-          <w:rPr>
-            <w:lang w:val="en_US" w:bidi="en_US"/>
-          </w:rPr>
-          <w:rPr>
-            <w:color w:val="0000EE"/>
-            <w:u w:val="single"/>
-          </w:rPr>
-          <w:t>8:5</w:t>
-        </w:r>
-      </w:hyperlink>
-      <w:r>
-        <w:rPr>
-          <w:lang w:val="en_US" w:bidi="en_US"/>
-        </w:rPr>
-        <w:t xml:space="preserve">; </w:t>
-      </w:r>
-      <w:hyperlink r:id="rId188">
-        <w:r>
-          <w:rPr>
-            <w:lang w:val="en_US" w:bidi="en_US"/>
-          </w:rPr>
-          <w:rPr>
-            <w:color w:val="0000EE"/>
-            <w:u w:val="single"/>
-          </w:rPr>
-          <w:t>9:19–22</w:t>
-        </w:r>
-      </w:hyperlink>
-      <w:r>
-        <w:rPr>
-          <w:lang w:val="en_US" w:bidi="en_US"/>
-        </w:rPr>
-        <w:t xml:space="preserve">; </w:t>
-      </w:r>
-      <w:hyperlink r:id="rId189">
-        <w:r>
-          <w:rPr>
-            <w:lang w:val="en_US" w:bidi="en_US"/>
-          </w:rPr>
-          <w:rPr>
-            <w:color w:val="0000EE"/>
-            <w:u w:val="single"/>
-          </w:rPr>
-          <w:t>11:23–28</w:t>
-        </w:r>
-      </w:hyperlink>
-      <w:r>
-        <w:rPr>
-          <w:lang w:val="en_US" w:bidi="en_US"/>
-        </w:rPr>
-        <w:t xml:space="preserve">; </w:t>
-      </w:r>
-      <w:hyperlink r:id="rId190">
+      <w:hyperlink r:id="rId194">
         <w:r>
           <w:rPr>
             <w:lang w:val="en_US" w:bidi="en_US"/>

--- a/eng/docx/011.content.docx
+++ b/eng/docx/011.content.docx
@@ -1144,7 +1144,7 @@
         <w:rPr>
           <w:lang w:val="en_US" w:bidi="en_US"/>
         </w:rPr>
-        <w:t>). Ironically, this act also pushed the Jewish leaders to plan Jesus's death because many people believed in Jesus's miracles (</w:t>
+        <w:t>). Ironically, this act of restoring Lazarus's life also prompted the Jewish leaders to bring about the death of Jesus because so many people believed in his miracles (</w:t>
       </w:r>
       <w:hyperlink r:id="rId39">
         <w:r>
@@ -1579,7 +1579,7 @@
         <w:rPr>
           <w:lang w:val="en_US" w:bidi="en_US"/>
         </w:rPr>
-        <w:t>). After Jesus's birth, Mary likely had several other sons and daughters (</w:t>
+        <w:t>). After Jesus was born, Mary likely had several other sons and daughters (</w:t>
       </w:r>
       <w:hyperlink r:id="rId54">
         <w:r>
@@ -1615,7 +1615,7 @@
         <w:rPr>
           <w:lang w:val="en_US" w:bidi="en_US"/>
         </w:rPr>
-        <w:t xml:space="preserve">). Mary probably told Luke the details of Jesus's birth and the unusual events surrounding it (see </w:t>
+        <w:t xml:space="preserve">). Mary probably told Luke the details of the birth of Jesus and the unusual events surrounding it (see </w:t>
       </w:r>
       <w:hyperlink r:id="rId56">
         <w:r>
@@ -1665,7 +1665,7 @@
         <w:rPr>
           <w:lang w:val="en_US" w:bidi="en_US"/>
         </w:rPr>
-        <w:t>). Early in Jesus’s public ministry, Mary urged him to perform a miracle at a wedding in Cana (</w:t>
+        <w:t>). Early in his public ministry, Mary urged Jesus to perform a miracle at a wedding in Cana (</w:t>
       </w:r>
       <w:hyperlink r:id="rId58">
         <w:r>
@@ -1683,7 +1683,7 @@
         <w:rPr>
           <w:lang w:val="en_US" w:bidi="en_US"/>
         </w:rPr>
-        <w:t>). Later, when she and Jesus’s brothers went to see him, he said that his disciples were his "real family" (</w:t>
+        <w:t>). Later, when she and his brothers went to see Jesus, he said that his disciples were his true family (</w:t>
       </w:r>
       <w:hyperlink r:id="rId59">
         <w:r>
@@ -1751,7 +1751,7 @@
         <w:rPr>
           <w:lang w:val="en_US" w:bidi="en_US"/>
         </w:rPr>
-        <w:t xml:space="preserve">When Jesus was hung on the cross, Mary was among the women watching (see </w:t>
+        <w:t xml:space="preserve">When Jesus was put to death on the cross, Mary was among the women watching (see </w:t>
       </w:r>
       <w:hyperlink r:id="rId62">
         <w:r>
@@ -2046,7 +2046,7 @@
         <w:rPr>
           <w:lang w:val="en_US" w:bidi="en_US"/>
         </w:rPr>
-        <w:t>Matthew worked as a tax collector for the Romans and later became one of Jesus' twelve closest followers (called apostles). Early tradition says he wrote the Gospel of Matthew.</w:t>
+        <w:t>Matthew worked as a tax collector for the Romans and later became one of the twelve 12 closest followers of Jesus. These followers are called apostles. Early tradition says Matthew wrote the Gospel of Matthew.</w:t>
       </w:r>
     </w:p>
     <w:p>
@@ -2272,7 +2272,7 @@
         <w:rPr>
           <w:lang w:val="en_US" w:bidi="en_US"/>
         </w:rPr>
-        <w:t>). Matthew immediately followed Jesus' call, leaving everything behind (</w:t>
+        <w:t>). Matthew responded immediately to the call from Jesus to follow him, leaving everything behind (</w:t>
       </w:r>
       <w:hyperlink r:id="rId84">
         <w:r>
@@ -2304,7 +2304,7 @@
         <w:rPr>
           <w:lang w:val="en_US" w:bidi="en_US"/>
         </w:rPr>
-        <w:t>Matthew's Gospel was written for Jews and offers a Jewish view of Jesus's life and teachings. It includes topics important to those with a Jewish background. This Gospel was very popular in the early church, which is likely why it appears first in the New Testament.</w:t>
+        <w:t>Matthew's Gospel was written for Jews and offers a Jewish view of the life and teachings of Jesus. It includes topics important to those with a Jewish background. This Gospel was very popular in the early church, which is likely why it appears first in the New Testament.</w:t>
       </w:r>
     </w:p>
     <w:p>
@@ -4221,7 +4221,7 @@
         <w:rPr>
           <w:lang w:val="en_US" w:bidi="en_US"/>
         </w:rPr>
-        <w:t>). The Egyptian pharaoh, fearing a rebellion, ordered all Hebrew boys to be killed at birth. Moses' mother, Jochebed, trusted God and placed her baby in a reed basket on the Nile River. Pharaoh's daughter discovered him and raised him as her own child in the palace (</w:t>
+        <w:t>). The Egyptian pharaoh, fearing a rebellion, ordered all Hebrew boys to be killed at birth. Jochebed, the mother of Moses, trusted God and placed her baby in a reed basket on the Nile River. Pharaoh's daughter discovered him and raised him as her own child in the palace (</w:t>
       </w:r>
       <w:hyperlink r:id="rId138">
         <w:r>
@@ -4253,7 +4253,7 @@
         <w:rPr>
           <w:lang w:val="en_US" w:bidi="en_US"/>
         </w:rPr>
-        <w:t>We do not know much about Moses' early life. Jewish tradition says he learned administration and military skills in Pharaoh's household. When he was about forty years old, he killed an Egyptian to save a Hebrew slave and then fled to Midian (</w:t>
+        <w:t>We do not know much about the early life of Moses. Jewish tradition says he learned administration and military skills in Pharaoh's household. When he was about forty years old, he killed an Egyptian to save a Hebrew slave and then fled to Midian (</w:t>
       </w:r>
       <w:hyperlink r:id="rId139">
         <w:r>
@@ -4335,7 +4335,7 @@
         <w:rPr>
           <w:lang w:val="en_US" w:bidi="en_US"/>
         </w:rPr>
-        <w:t>Moses and Aaron traveled to Egypt and confronted Pharaoh. Pharaoh stubbornly refused Moses' demand to free the Israelite slaves. Moses announced a series of plagues, which eventually convinced Pharaoh to let the Israelites go. After they left Egypt, Pharaoh changed his mind and chased them to the Red Sea. God helped the Israelites cross safely by dividing the waters. The Egyptian army was destroyed when the waters closed over them.</w:t>
+        <w:t>Moses and Aaron traveled to Egypt and confronted Pharaoh. Pharaoh stubbornly refused the demand from Moses to free the Israelite slaves. Moses announced a series of plagues, which eventually convinced Pharaoh to let the Israelites go. After they left Egypt, Pharaoh changed his mind and chased them to the Red Sea. God helped the Israelites cross safely by dividing the waters. The Egyptian army was destroyed when the waters closed over them.</w:t>
       </w:r>
     </w:p>
     <w:p>
@@ -4593,7 +4593,7 @@
         <w:rPr>
           <w:lang w:val="en_US" w:bidi="en_US"/>
         </w:rPr>
-        <w:t>Moses is mentioned in the New Testament more than any other person from the Old Testament. He appeared at Jesus' transfiguration (when Jesus' appearance was changed). The New Testament emphasizes his role as a lawgiver and uses his experiences to show what life under the new covenant is like. Like Moses, Jesus was saved as a baby from a ruler's evil plans (</w:t>
+        <w:t>Moses is mentioned in the New Testament more than any other person from the Old Testament. He appeared at the transfiguration (when the appearance of Jesus was changed to show his glory). The New Testament emphasizes his role as a lawgiver and uses his experiences to show what life under the new covenant is like. Like Moses, Jesus was saved as a baby from a ruler's evil plans (</w:t>
       </w:r>
       <w:hyperlink r:id="rId52">
         <w:r>
@@ -4611,7 +4611,7 @@
         <w:rPr>
           <w:lang w:val="en_US" w:bidi="en_US"/>
         </w:rPr>
-        <w:t xml:space="preserve">). Jesus' new law in his Sermon on the Mount mirrors the law given at Sinai (see </w:t>
+        <w:t xml:space="preserve">). Jesus gave a new law in his Sermon on the Mount that mirrors the law given at Sinai (see </w:t>
       </w:r>
       <w:hyperlink r:id="rId151">
         <w:r>
@@ -4629,7 +4629,7 @@
         <w:rPr>
           <w:lang w:val="en_US" w:bidi="en_US"/>
         </w:rPr>
-        <w:t xml:space="preserve">). It shows Jesus as the true interpreter of God's will. The letter to the Hebrews compares Christ with Moses. Paul's letter to the Galatians and the Gospel of John contrast Moses' law with a believer's new relationship with God (see </w:t>
+        <w:t xml:space="preserve">). It shows Jesus as the true interpreter of God's will. The letter to the Hebrews compares Christ with Moses. Paul's letter to the Galatians and the Gospel of John contrast the law of Moses with a believer's new relationship with God (see </w:t>
       </w:r>
       <w:hyperlink r:id="rId152">
         <w:r>
